--- a/Proyecto/testing/Testing specification document.docx
+++ b/Proyecto/testing/Testing specification document.docx
@@ -207,7 +207,7 @@
     </w:p>
     <w:p>
       <w:pPr>
-        <w:pStyle w:val="ListParagraph"/>
+        <w:pStyle w:val="Prrafodelista"/>
         <w:numPr>
           <w:ilvl w:val="0"/>
           <w:numId w:val="5"/>
@@ -265,7 +265,7 @@
         <w:t>Autonomus University of Yucatan.</w:t>
       </w:r>
     </w:p>
-    <w:p>
+    <w:p w14:noSpellErr="1">
       <w:pPr>
         <w:rPr>
           <w:sz w:val="28"/>
@@ -291,7 +291,35 @@
           <w:sz w:val="28"/>
           <w:szCs w:val="28"/>
         </w:rPr>
-        <w:t xml:space="preserve"> student drivers and student passengers, and each one of them has different roles and can interact with the app in different ways as described in this document.</w:t>
+        <w:t xml:space="preserve"> student drivers and student passengers, and each one of them has </w:t>
+      </w:r>
+      <w:r>
+        <w:rPr>
+          <w:sz w:val="28"/>
+          <w:szCs w:val="28"/>
+        </w:rPr>
+        <w:t>different roles</w:t>
+      </w:r>
+      <w:r>
+        <w:rPr>
+          <w:sz w:val="28"/>
+          <w:szCs w:val="28"/>
+        </w:rPr>
+        <w:t xml:space="preserve"> and can interact with the app in </w:t>
+      </w:r>
+      <w:r>
+        <w:rPr>
+          <w:sz w:val="28"/>
+          <w:szCs w:val="28"/>
+        </w:rPr>
+        <w:t>different ways</w:t>
+      </w:r>
+      <w:r>
+        <w:rPr>
+          <w:sz w:val="28"/>
+          <w:szCs w:val="28"/>
+        </w:rPr>
+        <w:t xml:space="preserve"> as described in this document.</w:t>
       </w:r>
     </w:p>
     <w:p>
@@ -304,347 +332,106 @@
     </w:p>
     <w:p>
       <w:pPr>
-        <w:pStyle w:val="ListParagraph"/>
+        <w:pStyle w:val="Prrafodelista"/>
         <w:numPr>
           <w:ilvl w:val="0"/>
           <w:numId w:val="5"/>
         </w:numPr>
         <w:rPr>
-          <w:b/>
-          <w:bCs/>
+          <w:b w:val="1"/>
+          <w:bCs w:val="1"/>
           <w:sz w:val="32"/>
           <w:szCs w:val="32"/>
         </w:rPr>
       </w:pPr>
       <w:r>
         <w:rPr>
-          <w:b/>
-          <w:bCs/>
-          <w:sz w:val="32"/>
-          <w:szCs w:val="32"/>
-        </w:rPr>
-        <w:t>Functionality descriptions.</w:t>
+          <w:b w:val="1"/>
+          <w:bCs w:val="1"/>
+          <w:sz w:val="32"/>
+          <w:szCs w:val="32"/>
+        </w:rPr>
+        <w:t>Tool for testing.</w:t>
       </w:r>
     </w:p>
     <w:p>
       <w:pPr>
         <w:rPr>
-          <w:b/>
-          <w:bCs/>
-          <w:sz w:val="32"/>
-          <w:szCs w:val="32"/>
+          <w:sz w:val="28"/>
+          <w:szCs w:val="28"/>
         </w:rPr>
       </w:pPr>
       <w:r>
         <w:rPr>
-          <w:b/>
-          <w:bCs/>
-          <w:sz w:val="32"/>
-          <w:szCs w:val="32"/>
-        </w:rPr>
-        <w:t>2.1 Login</w:t>
+          <w:sz w:val="28"/>
+          <w:szCs w:val="28"/>
+        </w:rPr>
+        <w:t xml:space="preserve">The team </w:t>
+      </w:r>
+      <w:r>
+        <w:rPr>
+          <w:sz w:val="28"/>
+          <w:szCs w:val="28"/>
+        </w:rPr>
+        <w:t>apllied</w:t>
+      </w:r>
+      <w:r>
+        <w:rPr>
+          <w:sz w:val="28"/>
+          <w:szCs w:val="28"/>
+        </w:rPr>
+        <w:t xml:space="preserve"> the user research platform called Maze to implement the </w:t>
+      </w:r>
+      <w:r>
+        <w:rPr>
+          <w:sz w:val="28"/>
+          <w:szCs w:val="28"/>
+        </w:rPr>
+        <w:t xml:space="preserve">test for 12 students from the Math Faculty of the </w:t>
+      </w:r>
+      <w:r>
+        <w:rPr>
+          <w:sz w:val="28"/>
+          <w:szCs w:val="28"/>
+        </w:rPr>
+        <w:t>Autonomus</w:t>
+      </w:r>
+      <w:r>
+        <w:rPr>
+          <w:sz w:val="28"/>
+          <w:szCs w:val="28"/>
+        </w:rPr>
+        <w:t xml:space="preserve"> University of Yucatan </w:t>
+      </w:r>
+      <w:r>
+        <w:rPr>
+          <w:sz w:val="28"/>
+          <w:szCs w:val="28"/>
+        </w:rPr>
+        <w:t>for data collection purposes and improvement of the FRIMUV App.</w:t>
       </w:r>
     </w:p>
     <w:p>
       <w:pPr>
         <w:rPr>
-          <w:b/>
-          <w:bCs/>
-          <w:sz w:val="32"/>
-          <w:szCs w:val="32"/>
+          <w:sz w:val="28"/>
+          <w:szCs w:val="28"/>
         </w:rPr>
       </w:pPr>
     </w:p>
     <w:p>
       <w:pPr>
         <w:rPr>
-          <w:b/>
-          <w:bCs/>
-          <w:sz w:val="32"/>
-          <w:szCs w:val="32"/>
-        </w:rPr>
-      </w:pPr>
-      <w:r>
-        <w:rPr>
-          <w:b/>
-          <w:bCs/>
-          <w:sz w:val="32"/>
-          <w:szCs w:val="32"/>
-        </w:rPr>
-        <w:t>3</w:t>
-      </w:r>
-      <w:r>
-        <w:rPr>
-          <w:b/>
-          <w:bCs/>
-          <w:sz w:val="32"/>
-          <w:szCs w:val="32"/>
-        </w:rPr>
-        <w:t>. Test Cases</w:t>
-      </w:r>
+          <w:sz w:val="28"/>
+          <w:szCs w:val="28"/>
+        </w:rPr>
+      </w:pPr>
     </w:p>
     <w:p>
       <w:pPr>
-        <w:rPr>
-          <w:b/>
-          <w:bCs/>
-          <w:sz w:val="32"/>
-          <w:szCs w:val="32"/>
-        </w:rPr>
-      </w:pPr>
-      <w:r>
-        <w:rPr>
-          <w:b/>
-          <w:bCs/>
-          <w:sz w:val="32"/>
-          <w:szCs w:val="32"/>
-        </w:rPr>
-        <w:t xml:space="preserve">3.1 </w:t>
-      </w:r>
-      <w:r>
-        <w:rPr>
-          <w:b/>
-          <w:bCs/>
-          <w:sz w:val="32"/>
-          <w:szCs w:val="32"/>
-        </w:rPr>
-        <w:t>Register as passenger</w:t>
-      </w:r>
-    </w:p>
-    <w:p>
-      <w:pPr>
-        <w:rPr>
-          <w:b/>
-          <w:bCs/>
-          <w:sz w:val="32"/>
-          <w:szCs w:val="32"/>
-        </w:rPr>
-      </w:pPr>
-      <w:r>
-        <w:rPr>
-          <w:b/>
-          <w:bCs/>
-          <w:sz w:val="32"/>
-          <w:szCs w:val="32"/>
-        </w:rPr>
-        <w:t>3.2</w:t>
-      </w:r>
-      <w:r>
-        <w:rPr>
-          <w:b/>
-          <w:bCs/>
-          <w:sz w:val="32"/>
-          <w:szCs w:val="32"/>
-        </w:rPr>
-        <w:t xml:space="preserve"> Trip cancelation</w:t>
-      </w:r>
-    </w:p>
-    <w:p>
-      <w:pPr>
-        <w:rPr>
-          <w:rFonts w:ascii="Aptos" w:eastAsia="Aptos" w:hAnsi="Aptos" w:cs="Arial"/>
-          <w:sz w:val="32"/>
-          <w:szCs w:val="32"/>
-          <w:lang w:val="en"/>
-        </w:rPr>
-      </w:pPr>
-      <w:r>
-        <w:rPr>
-          <w:sz w:val="32"/>
-          <w:szCs w:val="32"/>
-        </w:rPr>
-        <w:t>3.3</w:t>
-      </w:r>
-      <w:r>
-        <w:rPr>
-          <w:b/>
-          <w:bCs/>
-          <w:sz w:val="32"/>
-          <w:szCs w:val="32"/>
-        </w:rPr>
-        <w:t xml:space="preserve"> </w:t>
-      </w:r>
-      <w:r>
-        <w:rPr>
-          <w:b/>
-          <w:bCs/>
-          <w:sz w:val="32"/>
-          <w:szCs w:val="32"/>
-        </w:rPr>
-        <w:t>Sen</w:t>
-      </w:r>
-      <w:r>
-        <w:rPr>
-          <w:b/>
-          <w:bCs/>
-          <w:sz w:val="32"/>
-          <w:szCs w:val="32"/>
-        </w:rPr>
-        <w:t>d</w:t>
-      </w:r>
-      <w:r>
-        <w:rPr>
-          <w:b/>
-          <w:bCs/>
-          <w:sz w:val="32"/>
-          <w:szCs w:val="32"/>
-        </w:rPr>
-        <w:t xml:space="preserve"> messages</w:t>
-      </w:r>
-    </w:p>
-    <w:p>
-      <w:pPr>
-        <w:rPr>
-          <w:sz w:val="32"/>
-          <w:szCs w:val="32"/>
-        </w:rPr>
-      </w:pPr>
-      <w:r>
-        <w:rPr>
-          <w:b/>
-          <w:bCs/>
-          <w:sz w:val="32"/>
-          <w:szCs w:val="32"/>
-        </w:rPr>
-        <w:t>3.4</w:t>
-      </w:r>
-      <w:r>
-        <w:rPr>
-          <w:b/>
-          <w:bCs/>
-          <w:sz w:val="32"/>
-          <w:szCs w:val="32"/>
-        </w:rPr>
-        <w:t xml:space="preserve"> Update their role</w:t>
-      </w:r>
-    </w:p>
-    <w:p>
-      <w:pPr>
-        <w:rPr>
-          <w:b/>
-          <w:bCs/>
-          <w:sz w:val="32"/>
-          <w:szCs w:val="32"/>
-        </w:rPr>
-      </w:pPr>
-      <w:r>
-        <w:rPr>
-          <w:b/>
-          <w:bCs/>
-          <w:sz w:val="32"/>
-          <w:szCs w:val="32"/>
-        </w:rPr>
-        <w:t>3.5</w:t>
-      </w:r>
-    </w:p>
-    <w:p>
-      <w:pPr>
-        <w:rPr>
-          <w:b/>
-          <w:bCs/>
-          <w:sz w:val="32"/>
-          <w:szCs w:val="32"/>
-        </w:rPr>
-      </w:pPr>
-      <w:r>
-        <w:rPr>
-          <w:b/>
-          <w:bCs/>
-          <w:sz w:val="32"/>
-          <w:szCs w:val="32"/>
-        </w:rPr>
-        <w:t>3.6</w:t>
-      </w:r>
-    </w:p>
-    <w:p>
-      <w:pPr>
-        <w:rPr>
-          <w:b/>
-          <w:bCs/>
-          <w:sz w:val="32"/>
-          <w:szCs w:val="32"/>
-        </w:rPr>
-      </w:pPr>
-    </w:p>
-    <w:p>
-      <w:pPr>
-        <w:rPr>
-          <w:b/>
-          <w:bCs/>
-          <w:sz w:val="32"/>
-          <w:szCs w:val="32"/>
-        </w:rPr>
-      </w:pPr>
-    </w:p>
-    <w:p>
-      <w:pPr>
-        <w:rPr>
-          <w:b/>
-          <w:bCs/>
-          <w:sz w:val="32"/>
-          <w:szCs w:val="32"/>
-        </w:rPr>
-      </w:pPr>
-    </w:p>
-    <w:p>
-      <w:pPr>
-        <w:rPr>
-          <w:b/>
-          <w:bCs/>
-          <w:sz w:val="32"/>
-          <w:szCs w:val="32"/>
-        </w:rPr>
-      </w:pPr>
-    </w:p>
-    <w:p>
-      <w:pPr>
-        <w:rPr>
-          <w:b/>
-          <w:bCs/>
-          <w:sz w:val="32"/>
-          <w:szCs w:val="32"/>
-        </w:rPr>
-      </w:pPr>
-    </w:p>
-    <w:p>
-      <w:pPr>
-        <w:rPr>
-          <w:b/>
-          <w:bCs/>
-          <w:sz w:val="32"/>
-          <w:szCs w:val="32"/>
-        </w:rPr>
-      </w:pPr>
-    </w:p>
-    <w:p>
-      <w:pPr>
-        <w:rPr>
-          <w:b/>
-          <w:bCs/>
-          <w:sz w:val="32"/>
-          <w:szCs w:val="32"/>
-        </w:rPr>
-      </w:pPr>
-    </w:p>
-    <w:p>
-      <w:pPr>
-        <w:rPr>
-          <w:b/>
-          <w:bCs/>
-          <w:sz w:val="32"/>
-          <w:szCs w:val="32"/>
-        </w:rPr>
-      </w:pPr>
-    </w:p>
-    <w:p>
-      <w:pPr>
-        <w:pStyle w:val="ListParagraph"/>
-        <w:numPr>
-          <w:ilvl w:val="0"/>
-          <w:numId w:val="5"/>
-        </w:numPr>
-        <w:rPr>
-          <w:rFonts w:asciiTheme="majorHAnsi" w:hAnsiTheme="majorHAnsi" w:cstheme="majorHAnsi"/>
+        <w:ind w:left="708"/>
+        <w:rPr>
+          <w:rFonts w:asciiTheme="majorHAnsi" w:hAnsiTheme="majorHAnsi" w:cstheme="majorBidi"/>
           <w:b/>
           <w:bCs/>
           <w:sz w:val="36"/>
@@ -653,7 +440,17 @@
       </w:pPr>
       <w:r>
         <w:rPr>
-          <w:rFonts w:asciiTheme="majorHAnsi" w:hAnsiTheme="majorHAnsi" w:cstheme="majorHAnsi"/>
+          <w:rFonts w:asciiTheme="majorHAnsi" w:hAnsiTheme="majorHAnsi" w:cstheme="majorBidi"/>
+          <w:b/>
+          <w:bCs/>
+          <w:sz w:val="36"/>
+          <w:szCs w:val="36"/>
+        </w:rPr>
+        <w:t xml:space="preserve">3. </w:t>
+      </w:r>
+      <w:r>
+        <w:rPr>
+          <w:rFonts w:asciiTheme="majorHAnsi" w:hAnsiTheme="majorHAnsi" w:cstheme="majorBidi"/>
           <w:b/>
           <w:bCs/>
           <w:sz w:val="36"/>
@@ -716,22 +513,22 @@
     </w:p>
     <w:tbl>
       <w:tblPr>
-        <w:tblStyle w:val="TableGrid"/>
+        <w:tblStyle w:val="Tablaconcuadrcula"/>
         <w:tblW w:w="0" w:type="auto"/>
         <w:jc w:val="center"/>
         <w:tblBorders>
-          <w:top w:val="single" w:sz="12" w:space="0" w:color="000000" w:themeColor="text1"/>
-          <w:left w:val="single" w:sz="12" w:space="0" w:color="000000" w:themeColor="text1"/>
-          <w:bottom w:val="single" w:sz="12" w:space="0" w:color="000000" w:themeColor="text1"/>
-          <w:right w:val="single" w:sz="12" w:space="0" w:color="000000" w:themeColor="text1"/>
-          <w:insideH w:val="single" w:sz="12" w:space="0" w:color="000000" w:themeColor="text1"/>
-          <w:insideV w:val="single" w:sz="12" w:space="0" w:color="000000" w:themeColor="text1"/>
+          <w:top w:val="single" w:color="000000" w:themeColor="text1" w:sz="12" w:space="0"/>
+          <w:left w:val="single" w:color="000000" w:themeColor="text1" w:sz="12" w:space="0"/>
+          <w:bottom w:val="single" w:color="000000" w:themeColor="text1" w:sz="12" w:space="0"/>
+          <w:right w:val="single" w:color="000000" w:themeColor="text1" w:sz="12" w:space="0"/>
+          <w:insideH w:val="single" w:color="000000" w:themeColor="text1" w:sz="12" w:space="0"/>
+          <w:insideV w:val="single" w:color="000000" w:themeColor="text1" w:sz="12" w:space="0"/>
         </w:tblBorders>
         <w:tblLook w:val="06A0" w:firstRow="1" w:lastRow="0" w:firstColumn="1" w:lastColumn="0" w:noHBand="1" w:noVBand="1"/>
       </w:tblPr>
       <w:tblGrid>
-        <w:gridCol w:w="4490"/>
-        <w:gridCol w:w="4506"/>
+        <w:gridCol w:w="4472"/>
+        <w:gridCol w:w="4524"/>
       </w:tblGrid>
       <w:tr>
         <w:trPr>
@@ -1017,7 +814,7 @@
             <w:hyperlink r:id="rId5">
               <w:r>
                 <w:rPr>
-                  <w:rStyle w:val="Hyperlink"/>
+                  <w:rStyle w:val="Hipervnculo"/>
                   <w:rFonts w:cstheme="minorHAnsi"/>
                   <w:sz w:val="32"/>
                   <w:szCs w:val="32"/>
@@ -1142,7 +939,7 @@
           </w:tcPr>
           <w:p>
             <w:pPr>
-              <w:pStyle w:val="ListParagraph"/>
+              <w:pStyle w:val="Prrafodelista"/>
               <w:numPr>
                 <w:ilvl w:val="0"/>
                 <w:numId w:val="7"/>
@@ -1165,7 +962,7 @@
           </w:p>
           <w:p>
             <w:pPr>
-              <w:pStyle w:val="ListParagraph"/>
+              <w:pStyle w:val="Prrafodelista"/>
               <w:numPr>
                 <w:ilvl w:val="0"/>
                 <w:numId w:val="7"/>
@@ -1212,7 +1009,7 @@
           </w:p>
           <w:p>
             <w:pPr>
-              <w:pStyle w:val="ListParagraph"/>
+              <w:pStyle w:val="Prrafodelista"/>
               <w:numPr>
                 <w:ilvl w:val="0"/>
                 <w:numId w:val="7"/>
@@ -1230,6 +1027,7 @@
                 <w:sz w:val="32"/>
                 <w:szCs w:val="32"/>
               </w:rPr>
+              <w:lastRenderedPageBreak/>
               <w:t xml:space="preserve"> </w:t>
             </w:r>
             <w:r>
@@ -1243,7 +1041,7 @@
           </w:p>
           <w:p>
             <w:pPr>
-              <w:pStyle w:val="ListParagraph"/>
+              <w:pStyle w:val="Prrafodelista"/>
               <w:numPr>
                 <w:ilvl w:val="0"/>
                 <w:numId w:val="7"/>
@@ -1325,6 +1123,7 @@
                 <w:sz w:val="32"/>
                 <w:szCs w:val="32"/>
               </w:rPr>
+              <w:lastRenderedPageBreak/>
               <w:t>Wanted result</w:t>
             </w:r>
           </w:p>
@@ -1539,22 +1338,22 @@
     </w:p>
     <w:tbl>
       <w:tblPr>
-        <w:tblStyle w:val="TableGrid"/>
+        <w:tblStyle w:val="Tablaconcuadrcula"/>
         <w:tblW w:w="0" w:type="auto"/>
         <w:jc w:val="center"/>
         <w:tblBorders>
-          <w:top w:val="single" w:sz="12" w:space="0" w:color="000000" w:themeColor="text1"/>
-          <w:left w:val="single" w:sz="12" w:space="0" w:color="000000" w:themeColor="text1"/>
-          <w:bottom w:val="single" w:sz="12" w:space="0" w:color="000000" w:themeColor="text1"/>
-          <w:right w:val="single" w:sz="12" w:space="0" w:color="000000" w:themeColor="text1"/>
-          <w:insideH w:val="single" w:sz="12" w:space="0" w:color="000000" w:themeColor="text1"/>
-          <w:insideV w:val="single" w:sz="12" w:space="0" w:color="000000" w:themeColor="text1"/>
+          <w:top w:val="single" w:color="000000" w:themeColor="text1" w:sz="12" w:space="0"/>
+          <w:left w:val="single" w:color="000000" w:themeColor="text1" w:sz="12" w:space="0"/>
+          <w:bottom w:val="single" w:color="000000" w:themeColor="text1" w:sz="12" w:space="0"/>
+          <w:right w:val="single" w:color="000000" w:themeColor="text1" w:sz="12" w:space="0"/>
+          <w:insideH w:val="single" w:color="000000" w:themeColor="text1" w:sz="12" w:space="0"/>
+          <w:insideV w:val="single" w:color="000000" w:themeColor="text1" w:sz="12" w:space="0"/>
         </w:tblBorders>
         <w:tblLook w:val="06A0" w:firstRow="1" w:lastRow="0" w:firstColumn="1" w:lastColumn="0" w:noHBand="1" w:noVBand="1"/>
       </w:tblPr>
       <w:tblGrid>
-        <w:gridCol w:w="4490"/>
-        <w:gridCol w:w="4506"/>
+        <w:gridCol w:w="4454"/>
+        <w:gridCol w:w="4542"/>
       </w:tblGrid>
       <w:tr>
         <w:trPr>
@@ -1942,6 +1741,7 @@
                 <w:sz w:val="32"/>
                 <w:szCs w:val="32"/>
               </w:rPr>
+              <w:lastRenderedPageBreak/>
               <w:t xml:space="preserve">Example: </w:t>
             </w:r>
             <w:r>
@@ -1963,6 +1763,7 @@
                 <w:szCs w:val="32"/>
               </w:rPr>
             </w:pPr>
+            <w:proofErr w:type="gramStart"/>
             <w:r>
               <w:rPr>
                 <w:rFonts w:eastAsiaTheme="minorEastAsia" w:cstheme="minorHAnsi"/>
@@ -1971,7 +1772,18 @@
                 <w:sz w:val="32"/>
                 <w:szCs w:val="32"/>
               </w:rPr>
-              <w:t>Number phone:</w:t>
+              <w:t>Number phone</w:t>
+            </w:r>
+            <w:proofErr w:type="gramEnd"/>
+            <w:r>
+              <w:rPr>
+                <w:rFonts w:eastAsiaTheme="minorEastAsia" w:cstheme="minorHAnsi"/>
+                <w:b/>
+                <w:bCs/>
+                <w:sz w:val="32"/>
+                <w:szCs w:val="32"/>
+              </w:rPr>
+              <w:t>:</w:t>
             </w:r>
           </w:p>
           <w:p>
@@ -2020,6 +1832,7 @@
                 <w:sz w:val="32"/>
                 <w:szCs w:val="32"/>
               </w:rPr>
+              <w:lastRenderedPageBreak/>
               <w:t>Steps</w:t>
             </w:r>
           </w:p>
@@ -2030,7 +1843,7 @@
           </w:tcPr>
           <w:p>
             <w:pPr>
-              <w:pStyle w:val="ListParagraph"/>
+              <w:pStyle w:val="Prrafodelista"/>
               <w:numPr>
                 <w:ilvl w:val="0"/>
                 <w:numId w:val="10"/>
@@ -2053,7 +1866,7 @@
           </w:p>
           <w:p>
             <w:pPr>
-              <w:pStyle w:val="ListParagraph"/>
+              <w:pStyle w:val="Prrafodelista"/>
               <w:numPr>
                 <w:ilvl w:val="0"/>
                 <w:numId w:val="10"/>
@@ -2076,7 +1889,7 @@
           </w:p>
           <w:p>
             <w:pPr>
-              <w:pStyle w:val="ListParagraph"/>
+              <w:pStyle w:val="Prrafodelista"/>
               <w:numPr>
                 <w:ilvl w:val="0"/>
                 <w:numId w:val="10"/>
@@ -2123,7 +1936,7 @@
           </w:p>
           <w:p>
             <w:pPr>
-              <w:pStyle w:val="ListParagraph"/>
+              <w:pStyle w:val="Prrafodelista"/>
               <w:numPr>
                 <w:ilvl w:val="0"/>
                 <w:numId w:val="10"/>
@@ -2146,7 +1959,7 @@
           </w:p>
           <w:p>
             <w:pPr>
-              <w:pStyle w:val="ListParagraph"/>
+              <w:pStyle w:val="Prrafodelista"/>
               <w:spacing w:before="240" w:after="240"/>
               <w:rPr>
                 <w:rFonts w:eastAsia="Aptos" w:cstheme="minorHAnsi"/>
@@ -2448,16 +2261,16 @@
     </w:p>
     <w:tbl>
       <w:tblPr>
-        <w:tblStyle w:val="TableGrid"/>
+        <w:tblStyle w:val="Tablaconcuadrcula"/>
         <w:tblW w:w="0" w:type="auto"/>
         <w:jc w:val="center"/>
         <w:tblBorders>
-          <w:top w:val="single" w:sz="12" w:space="0" w:color="000000" w:themeColor="text1"/>
-          <w:left w:val="single" w:sz="12" w:space="0" w:color="000000" w:themeColor="text1"/>
-          <w:bottom w:val="single" w:sz="12" w:space="0" w:color="000000" w:themeColor="text1"/>
-          <w:right w:val="single" w:sz="12" w:space="0" w:color="000000" w:themeColor="text1"/>
-          <w:insideH w:val="single" w:sz="12" w:space="0" w:color="000000" w:themeColor="text1"/>
-          <w:insideV w:val="single" w:sz="12" w:space="0" w:color="000000" w:themeColor="text1"/>
+          <w:top w:val="single" w:color="000000" w:themeColor="text1" w:sz="12" w:space="0"/>
+          <w:left w:val="single" w:color="000000" w:themeColor="text1" w:sz="12" w:space="0"/>
+          <w:bottom w:val="single" w:color="000000" w:themeColor="text1" w:sz="12" w:space="0"/>
+          <w:right w:val="single" w:color="000000" w:themeColor="text1" w:sz="12" w:space="0"/>
+          <w:insideH w:val="single" w:color="000000" w:themeColor="text1" w:sz="12" w:space="0"/>
+          <w:insideV w:val="single" w:color="000000" w:themeColor="text1" w:sz="12" w:space="0"/>
         </w:tblBorders>
         <w:tblLook w:val="06A0" w:firstRow="1" w:lastRow="0" w:firstColumn="1" w:lastColumn="0" w:noHBand="1" w:noVBand="1"/>
       </w:tblPr>
@@ -2592,7 +2405,25 @@
                 <w:sz w:val="32"/>
                 <w:szCs w:val="32"/>
               </w:rPr>
-              <w:t xml:space="preserve"> but for some razon, </w:t>
+              <w:t xml:space="preserve"> but for some </w:t>
+            </w:r>
+            <w:proofErr w:type="gramStart"/>
+            <w:r>
+              <w:rPr>
+                <w:rFonts w:cstheme="minorHAnsi"/>
+                <w:sz w:val="32"/>
+                <w:szCs w:val="32"/>
+              </w:rPr>
+              <w:t>razon,</w:t>
+            </w:r>
+            <w:proofErr w:type="gramEnd"/>
+            <w:r>
+              <w:rPr>
+                <w:rFonts w:cstheme="minorHAnsi"/>
+                <w:sz w:val="32"/>
+                <w:szCs w:val="32"/>
+              </w:rPr>
+              <w:t xml:space="preserve"> </w:t>
             </w:r>
             <w:r>
               <w:rPr>
@@ -2658,7 +2489,7 @@
           </w:tcPr>
           <w:p>
             <w:pPr>
-              <w:pStyle w:val="ListParagraph"/>
+              <w:pStyle w:val="Prrafodelista"/>
               <w:numPr>
                 <w:ilvl w:val="0"/>
                 <w:numId w:val="9"/>
@@ -2680,7 +2511,7 @@
           </w:p>
           <w:p>
             <w:pPr>
-              <w:pStyle w:val="ListParagraph"/>
+              <w:pStyle w:val="Prrafodelista"/>
               <w:numPr>
                 <w:ilvl w:val="0"/>
                 <w:numId w:val="9"/>
@@ -2697,6 +2528,7 @@
                 <w:sz w:val="32"/>
                 <w:szCs w:val="32"/>
               </w:rPr>
+              <w:lastRenderedPageBreak/>
               <w:t>The user must have joined a trip.</w:t>
             </w:r>
           </w:p>
@@ -2729,6 +2561,7 @@
                 <w:sz w:val="32"/>
                 <w:szCs w:val="32"/>
               </w:rPr>
+              <w:lastRenderedPageBreak/>
               <w:t>Entry data</w:t>
             </w:r>
           </w:p>
@@ -2882,6 +2715,7 @@
               </w:rPr>
               <w:t xml:space="preserve"> </w:t>
             </w:r>
+            <w:proofErr w:type="gramStart"/>
             <w:r>
               <w:rPr>
                 <w:rFonts w:eastAsia="Aptos" w:cstheme="minorHAnsi"/>
@@ -2896,7 +2730,16 @@
                 <w:sz w:val="32"/>
                 <w:szCs w:val="32"/>
               </w:rPr>
-              <w:t>“Join”</w:t>
+              <w:t>“</w:t>
+            </w:r>
+            <w:proofErr w:type="gramEnd"/>
+            <w:r>
+              <w:rPr>
+                <w:rFonts w:eastAsia="Aptos" w:cstheme="minorHAnsi"/>
+                <w:sz w:val="32"/>
+                <w:szCs w:val="32"/>
+              </w:rPr>
+              <w:t>Join”</w:t>
             </w:r>
           </w:p>
           <w:p>
@@ -3195,22 +3038,22 @@
     </w:p>
     <w:tbl>
       <w:tblPr>
-        <w:tblStyle w:val="TableGrid"/>
+        <w:tblStyle w:val="Tablaconcuadrcula"/>
         <w:tblW w:w="0" w:type="auto"/>
         <w:jc w:val="center"/>
         <w:tblBorders>
-          <w:top w:val="single" w:sz="12" w:space="0" w:color="000000" w:themeColor="text1"/>
-          <w:left w:val="single" w:sz="12" w:space="0" w:color="000000" w:themeColor="text1"/>
-          <w:bottom w:val="single" w:sz="12" w:space="0" w:color="000000" w:themeColor="text1"/>
-          <w:right w:val="single" w:sz="12" w:space="0" w:color="000000" w:themeColor="text1"/>
-          <w:insideH w:val="single" w:sz="12" w:space="0" w:color="000000" w:themeColor="text1"/>
-          <w:insideV w:val="single" w:sz="12" w:space="0" w:color="000000" w:themeColor="text1"/>
+          <w:top w:val="single" w:color="000000" w:themeColor="text1" w:sz="12" w:space="0"/>
+          <w:left w:val="single" w:color="000000" w:themeColor="text1" w:sz="12" w:space="0"/>
+          <w:bottom w:val="single" w:color="000000" w:themeColor="text1" w:sz="12" w:space="0"/>
+          <w:right w:val="single" w:color="000000" w:themeColor="text1" w:sz="12" w:space="0"/>
+          <w:insideH w:val="single" w:color="000000" w:themeColor="text1" w:sz="12" w:space="0"/>
+          <w:insideV w:val="single" w:color="000000" w:themeColor="text1" w:sz="12" w:space="0"/>
         </w:tblBorders>
         <w:tblLook w:val="06A0" w:firstRow="1" w:lastRow="0" w:firstColumn="1" w:lastColumn="0" w:noHBand="1" w:noVBand="1"/>
       </w:tblPr>
       <w:tblGrid>
-        <w:gridCol w:w="4490"/>
-        <w:gridCol w:w="4506"/>
+        <w:gridCol w:w="4472"/>
+        <w:gridCol w:w="4524"/>
       </w:tblGrid>
       <w:tr>
         <w:trPr>
@@ -3450,7 +3293,7 @@
             <w:hyperlink r:id="rId6">
               <w:r>
                 <w:rPr>
-                  <w:rStyle w:val="Hyperlink"/>
+                  <w:rStyle w:val="Hipervnculo"/>
                   <w:rFonts w:cstheme="minorHAnsi"/>
                   <w:sz w:val="32"/>
                   <w:szCs w:val="32"/>
@@ -3515,7 +3358,7 @@
           </w:tcPr>
           <w:p>
             <w:pPr>
-              <w:pStyle w:val="ListParagraph"/>
+              <w:pStyle w:val="Prrafodelista"/>
               <w:numPr>
                 <w:ilvl w:val="0"/>
                 <w:numId w:val="8"/>
@@ -3538,7 +3381,7 @@
           </w:p>
           <w:p>
             <w:pPr>
-              <w:pStyle w:val="ListParagraph"/>
+              <w:pStyle w:val="Prrafodelista"/>
               <w:numPr>
                 <w:ilvl w:val="0"/>
                 <w:numId w:val="8"/>
@@ -3561,7 +3404,7 @@
           </w:p>
           <w:p>
             <w:pPr>
-              <w:pStyle w:val="ListParagraph"/>
+              <w:pStyle w:val="Prrafodelista"/>
               <w:numPr>
                 <w:ilvl w:val="0"/>
                 <w:numId w:val="8"/>
@@ -3592,7 +3435,7 @@
           </w:p>
           <w:p>
             <w:pPr>
-              <w:pStyle w:val="ListParagraph"/>
+              <w:pStyle w:val="Prrafodelista"/>
               <w:numPr>
                 <w:ilvl w:val="0"/>
                 <w:numId w:val="8"/>
@@ -3610,6 +3453,7 @@
                 <w:sz w:val="32"/>
                 <w:szCs w:val="32"/>
               </w:rPr>
+              <w:lastRenderedPageBreak/>
               <w:t>Once you have completed the fields, click the "Log in" button.</w:t>
             </w:r>
           </w:p>
@@ -3642,6 +3486,7 @@
                 <w:sz w:val="32"/>
                 <w:szCs w:val="32"/>
               </w:rPr>
+              <w:lastRenderedPageBreak/>
               <w:t>Wanted result</w:t>
             </w:r>
           </w:p>
@@ -3837,6 +3682,7 @@
         </w:rPr>
         <w:t xml:space="preserve">. </w:t>
       </w:r>
+      <w:proofErr w:type="gramStart"/>
       <w:r>
         <w:rPr>
           <w:rFonts w:eastAsia="Aptos" w:cstheme="minorHAnsi"/>
@@ -3845,7 +3691,18 @@
           <w:sz w:val="32"/>
           <w:szCs w:val="32"/>
         </w:rPr>
-        <w:t>Make a Donation Payment Using Credit/Debit Card</w:t>
+        <w:t>Make a Donation</w:t>
+      </w:r>
+      <w:proofErr w:type="gramEnd"/>
+      <w:r>
+        <w:rPr>
+          <w:rFonts w:eastAsia="Aptos" w:cstheme="minorHAnsi"/>
+          <w:b/>
+          <w:bCs/>
+          <w:sz w:val="32"/>
+          <w:szCs w:val="32"/>
+        </w:rPr>
+        <w:t xml:space="preserve"> Payment Using Credit/Debit Card</w:t>
       </w:r>
     </w:p>
     <w:p>
@@ -3865,16 +3722,16 @@
     </w:p>
     <w:tbl>
       <w:tblPr>
-        <w:tblStyle w:val="TableGrid"/>
+        <w:tblStyle w:val="Tablaconcuadrcula"/>
         <w:tblW w:w="0" w:type="auto"/>
         <w:jc w:val="center"/>
         <w:tblBorders>
-          <w:top w:val="single" w:sz="12" w:space="0" w:color="000000" w:themeColor="text1"/>
-          <w:left w:val="single" w:sz="12" w:space="0" w:color="000000" w:themeColor="text1"/>
-          <w:bottom w:val="single" w:sz="12" w:space="0" w:color="000000" w:themeColor="text1"/>
-          <w:right w:val="single" w:sz="12" w:space="0" w:color="000000" w:themeColor="text1"/>
-          <w:insideH w:val="single" w:sz="12" w:space="0" w:color="000000" w:themeColor="text1"/>
-          <w:insideV w:val="single" w:sz="12" w:space="0" w:color="000000" w:themeColor="text1"/>
+          <w:top w:val="single" w:color="000000" w:themeColor="text1" w:sz="12" w:space="0"/>
+          <w:left w:val="single" w:color="000000" w:themeColor="text1" w:sz="12" w:space="0"/>
+          <w:bottom w:val="single" w:color="000000" w:themeColor="text1" w:sz="12" w:space="0"/>
+          <w:right w:val="single" w:color="000000" w:themeColor="text1" w:sz="12" w:space="0"/>
+          <w:insideH w:val="single" w:color="000000" w:themeColor="text1" w:sz="12" w:space="0"/>
+          <w:insideV w:val="single" w:color="000000" w:themeColor="text1" w:sz="12" w:space="0"/>
         </w:tblBorders>
         <w:tblLook w:val="06A0" w:firstRow="1" w:lastRow="0" w:firstColumn="1" w:lastColumn="0" w:noHBand="1" w:noVBand="1"/>
       </w:tblPr>
@@ -3987,7 +3844,25 @@
                 <w:sz w:val="32"/>
                 <w:szCs w:val="32"/>
               </w:rPr>
-              <w:t>Validate that the user can make a donation payment using the card payment method by selecting a predefined amount and entering valid card information.</w:t>
+              <w:t xml:space="preserve">Validate that the user can </w:t>
+            </w:r>
+            <w:proofErr w:type="gramStart"/>
+            <w:r>
+              <w:rPr>
+                <w:rFonts w:eastAsia="Aptos" w:cstheme="minorHAnsi"/>
+                <w:sz w:val="32"/>
+                <w:szCs w:val="32"/>
+              </w:rPr>
+              <w:t>make a donation</w:t>
+            </w:r>
+            <w:proofErr w:type="gramEnd"/>
+            <w:r>
+              <w:rPr>
+                <w:rFonts w:eastAsia="Aptos" w:cstheme="minorHAnsi"/>
+                <w:sz w:val="32"/>
+                <w:szCs w:val="32"/>
+              </w:rPr>
+              <w:t xml:space="preserve"> payment using the card payment method by selecting a predefined amount and entering valid card information.</w:t>
             </w:r>
           </w:p>
         </w:tc>
@@ -4029,7 +3904,7 @@
           </w:tcPr>
           <w:p>
             <w:pPr>
-              <w:pStyle w:val="ListParagraph"/>
+              <w:pStyle w:val="Prrafodelista"/>
               <w:numPr>
                 <w:ilvl w:val="0"/>
                 <w:numId w:val="3"/>
@@ -4052,7 +3927,7 @@
           </w:p>
           <w:p>
             <w:pPr>
-              <w:pStyle w:val="ListParagraph"/>
+              <w:pStyle w:val="Prrafodelista"/>
               <w:numPr>
                 <w:ilvl w:val="0"/>
                 <w:numId w:val="3"/>
@@ -4075,7 +3950,7 @@
           </w:p>
           <w:p>
             <w:pPr>
-              <w:pStyle w:val="ListParagraph"/>
+              <w:pStyle w:val="Prrafodelista"/>
               <w:numPr>
                 <w:ilvl w:val="0"/>
                 <w:numId w:val="3"/>
@@ -4098,7 +3973,7 @@
           </w:p>
           <w:p>
             <w:pPr>
-              <w:pStyle w:val="ListParagraph"/>
+              <w:pStyle w:val="Prrafodelista"/>
               <w:numPr>
                 <w:ilvl w:val="0"/>
                 <w:numId w:val="3"/>
@@ -4169,7 +4044,7 @@
           </w:tcPr>
           <w:p>
             <w:pPr>
-              <w:pStyle w:val="ListParagraph"/>
+              <w:pStyle w:val="Prrafodelista"/>
               <w:numPr>
                 <w:ilvl w:val="0"/>
                 <w:numId w:val="3"/>
@@ -4204,7 +4079,7 @@
           </w:p>
           <w:p>
             <w:pPr>
-              <w:pStyle w:val="ListParagraph"/>
+              <w:pStyle w:val="Prrafodelista"/>
               <w:numPr>
                 <w:ilvl w:val="0"/>
                 <w:numId w:val="3"/>
@@ -4239,7 +4114,7 @@
           </w:p>
           <w:p>
             <w:pPr>
-              <w:pStyle w:val="ListParagraph"/>
+              <w:pStyle w:val="Prrafodelista"/>
               <w:numPr>
                 <w:ilvl w:val="0"/>
                 <w:numId w:val="3"/>
@@ -4257,12 +4132,13 @@
                 <w:sz w:val="32"/>
                 <w:szCs w:val="32"/>
               </w:rPr>
+              <w:lastRenderedPageBreak/>
               <w:t>Card details:</w:t>
             </w:r>
           </w:p>
           <w:p>
             <w:pPr>
-              <w:pStyle w:val="ListParagraph"/>
+              <w:pStyle w:val="Prrafodelista"/>
               <w:spacing w:before="240" w:after="240"/>
               <w:rPr>
                 <w:rFonts w:eastAsia="Aptos" w:cstheme="minorHAnsi"/>
@@ -4293,7 +4169,7 @@
           </w:p>
           <w:p>
             <w:pPr>
-              <w:pStyle w:val="ListParagraph"/>
+              <w:pStyle w:val="Prrafodelista"/>
               <w:spacing w:before="240" w:after="240"/>
               <w:rPr>
                 <w:rFonts w:eastAsia="Aptos" w:cstheme="minorHAnsi"/>
@@ -4324,7 +4200,7 @@
           </w:p>
           <w:p>
             <w:pPr>
-              <w:pStyle w:val="ListParagraph"/>
+              <w:pStyle w:val="Prrafodelista"/>
               <w:spacing w:before="240" w:after="240"/>
               <w:rPr>
                 <w:rFonts w:eastAsia="Aptos" w:cstheme="minorHAnsi"/>
@@ -4393,6 +4269,7 @@
                 <w:sz w:val="32"/>
                 <w:szCs w:val="32"/>
               </w:rPr>
+              <w:lastRenderedPageBreak/>
               <w:t>Steps</w:t>
             </w:r>
           </w:p>
@@ -4403,7 +4280,7 @@
           </w:tcPr>
           <w:p>
             <w:pPr>
-              <w:pStyle w:val="ListParagraph"/>
+              <w:pStyle w:val="Prrafodelista"/>
               <w:numPr>
                 <w:ilvl w:val="0"/>
                 <w:numId w:val="3"/>
@@ -4426,7 +4303,7 @@
           </w:p>
           <w:p>
             <w:pPr>
-              <w:pStyle w:val="ListParagraph"/>
+              <w:pStyle w:val="Prrafodelista"/>
               <w:numPr>
                 <w:ilvl w:val="0"/>
                 <w:numId w:val="3"/>
@@ -4449,7 +4326,7 @@
           </w:p>
           <w:p>
             <w:pPr>
-              <w:pStyle w:val="ListParagraph"/>
+              <w:pStyle w:val="Prrafodelista"/>
               <w:numPr>
                 <w:ilvl w:val="0"/>
                 <w:numId w:val="3"/>
@@ -4472,7 +4349,7 @@
           </w:p>
           <w:p>
             <w:pPr>
-              <w:pStyle w:val="ListParagraph"/>
+              <w:pStyle w:val="Prrafodelista"/>
               <w:numPr>
                 <w:ilvl w:val="0"/>
                 <w:numId w:val="3"/>
@@ -4495,7 +4372,7 @@
           </w:p>
           <w:p>
             <w:pPr>
-              <w:pStyle w:val="ListParagraph"/>
+              <w:pStyle w:val="Prrafodelista"/>
               <w:numPr>
                 <w:ilvl w:val="0"/>
                 <w:numId w:val="3"/>
@@ -4518,7 +4395,7 @@
           </w:p>
           <w:p>
             <w:pPr>
-              <w:pStyle w:val="ListParagraph"/>
+              <w:pStyle w:val="Prrafodelista"/>
               <w:numPr>
                 <w:ilvl w:val="0"/>
                 <w:numId w:val="3"/>
@@ -4541,7 +4418,7 @@
           </w:p>
           <w:p>
             <w:pPr>
-              <w:pStyle w:val="ListParagraph"/>
+              <w:pStyle w:val="Prrafodelista"/>
               <w:numPr>
                 <w:ilvl w:val="0"/>
                 <w:numId w:val="3"/>
@@ -4564,7 +4441,7 @@
           </w:p>
           <w:p>
             <w:pPr>
-              <w:pStyle w:val="ListParagraph"/>
+              <w:pStyle w:val="Prrafodelista"/>
               <w:numPr>
                 <w:ilvl w:val="0"/>
                 <w:numId w:val="3"/>
@@ -4646,7 +4523,16 @@
                 <w:sz w:val="32"/>
                 <w:szCs w:val="32"/>
               </w:rPr>
-              <w:t>The system should process the card payment successfully, register the donation, and display a confirmation message indicating that the payment was completed.</w:t>
+              <w:t xml:space="preserve">The system should process the card payment successfully, register the donation, and display a confirmation </w:t>
+            </w:r>
+            <w:r>
+              <w:rPr>
+                <w:rFonts w:eastAsia="Aptos" w:cstheme="minorHAnsi"/>
+                <w:sz w:val="32"/>
+                <w:szCs w:val="32"/>
+              </w:rPr>
+              <w:lastRenderedPageBreak/>
+              <w:t>message indicating that the payment was completed.</w:t>
             </w:r>
           </w:p>
           <w:p>
@@ -4689,6 +4575,7 @@
                 <w:sz w:val="32"/>
                 <w:szCs w:val="32"/>
               </w:rPr>
+              <w:lastRenderedPageBreak/>
               <w:t>Obtained result</w:t>
             </w:r>
           </w:p>
@@ -4851,16 +4738,16 @@
     </w:p>
     <w:tbl>
       <w:tblPr>
-        <w:tblStyle w:val="TableGrid"/>
+        <w:tblStyle w:val="Tablaconcuadrcula"/>
         <w:tblW w:w="0" w:type="auto"/>
         <w:jc w:val="center"/>
         <w:tblBorders>
-          <w:top w:val="single" w:sz="12" w:space="0" w:color="000000" w:themeColor="text1"/>
-          <w:left w:val="single" w:sz="12" w:space="0" w:color="000000" w:themeColor="text1"/>
-          <w:bottom w:val="single" w:sz="12" w:space="0" w:color="000000" w:themeColor="text1"/>
-          <w:right w:val="single" w:sz="12" w:space="0" w:color="000000" w:themeColor="text1"/>
-          <w:insideH w:val="single" w:sz="12" w:space="0" w:color="000000" w:themeColor="text1"/>
-          <w:insideV w:val="single" w:sz="12" w:space="0" w:color="000000" w:themeColor="text1"/>
+          <w:top w:val="single" w:color="000000" w:themeColor="text1" w:sz="12" w:space="0"/>
+          <w:left w:val="single" w:color="000000" w:themeColor="text1" w:sz="12" w:space="0"/>
+          <w:bottom w:val="single" w:color="000000" w:themeColor="text1" w:sz="12" w:space="0"/>
+          <w:right w:val="single" w:color="000000" w:themeColor="text1" w:sz="12" w:space="0"/>
+          <w:insideH w:val="single" w:color="000000" w:themeColor="text1" w:sz="12" w:space="0"/>
+          <w:insideV w:val="single" w:color="000000" w:themeColor="text1" w:sz="12" w:space="0"/>
         </w:tblBorders>
         <w:tblLook w:val="06A0" w:firstRow="1" w:lastRow="0" w:firstColumn="1" w:lastColumn="0" w:noHBand="1" w:noVBand="1"/>
       </w:tblPr>
@@ -5011,7 +4898,7 @@
           </w:tcPr>
           <w:p>
             <w:pPr>
-              <w:pStyle w:val="ListParagraph"/>
+              <w:pStyle w:val="Prrafodelista"/>
               <w:numPr>
                 <w:ilvl w:val="0"/>
                 <w:numId w:val="3"/>
@@ -5034,7 +4921,7 @@
           </w:p>
           <w:p>
             <w:pPr>
-              <w:pStyle w:val="ListParagraph"/>
+              <w:pStyle w:val="Prrafodelista"/>
               <w:numPr>
                 <w:ilvl w:val="0"/>
                 <w:numId w:val="3"/>
@@ -5160,7 +5047,7 @@
           </w:tcPr>
           <w:p>
             <w:pPr>
-              <w:pStyle w:val="ListParagraph"/>
+              <w:pStyle w:val="Prrafodelista"/>
               <w:numPr>
                 <w:ilvl w:val="0"/>
                 <w:numId w:val="3"/>
@@ -5183,7 +5070,7 @@
           </w:p>
           <w:p>
             <w:pPr>
-              <w:pStyle w:val="ListParagraph"/>
+              <w:pStyle w:val="Prrafodelista"/>
               <w:numPr>
                 <w:ilvl w:val="0"/>
                 <w:numId w:val="3"/>
@@ -5446,6 +5333,7 @@
         </w:rPr>
         <w:t xml:space="preserve"> </w:t>
       </w:r>
+      <w:proofErr w:type="gramStart"/>
       <w:r>
         <w:rPr>
           <w:rFonts w:eastAsia="Aptos" w:cstheme="minorHAnsi"/>
@@ -5454,7 +5342,18 @@
           <w:sz w:val="32"/>
           <w:szCs w:val="32"/>
         </w:rPr>
-        <w:t>Make a Donation Payment Using Cash</w:t>
+        <w:t>Make a Donation</w:t>
+      </w:r>
+      <w:proofErr w:type="gramEnd"/>
+      <w:r>
+        <w:rPr>
+          <w:rFonts w:eastAsia="Aptos" w:cstheme="minorHAnsi"/>
+          <w:b/>
+          <w:bCs/>
+          <w:sz w:val="32"/>
+          <w:szCs w:val="32"/>
+        </w:rPr>
+        <w:t xml:space="preserve"> Payment Using Cash</w:t>
       </w:r>
     </w:p>
     <w:p>
@@ -5474,16 +5373,16 @@
     </w:p>
     <w:tbl>
       <w:tblPr>
-        <w:tblStyle w:val="TableGrid"/>
+        <w:tblStyle w:val="Tablaconcuadrcula"/>
         <w:tblW w:w="0" w:type="auto"/>
         <w:jc w:val="center"/>
         <w:tblBorders>
-          <w:top w:val="single" w:sz="12" w:space="0" w:color="000000" w:themeColor="text1"/>
-          <w:left w:val="single" w:sz="12" w:space="0" w:color="000000" w:themeColor="text1"/>
-          <w:bottom w:val="single" w:sz="12" w:space="0" w:color="000000" w:themeColor="text1"/>
-          <w:right w:val="single" w:sz="12" w:space="0" w:color="000000" w:themeColor="text1"/>
-          <w:insideH w:val="single" w:sz="12" w:space="0" w:color="000000" w:themeColor="text1"/>
-          <w:insideV w:val="single" w:sz="12" w:space="0" w:color="000000" w:themeColor="text1"/>
+          <w:top w:val="single" w:color="000000" w:themeColor="text1" w:sz="12" w:space="0"/>
+          <w:left w:val="single" w:color="000000" w:themeColor="text1" w:sz="12" w:space="0"/>
+          <w:bottom w:val="single" w:color="000000" w:themeColor="text1" w:sz="12" w:space="0"/>
+          <w:right w:val="single" w:color="000000" w:themeColor="text1" w:sz="12" w:space="0"/>
+          <w:insideH w:val="single" w:color="000000" w:themeColor="text1" w:sz="12" w:space="0"/>
+          <w:insideV w:val="single" w:color="000000" w:themeColor="text1" w:sz="12" w:space="0"/>
         </w:tblBorders>
         <w:tblLook w:val="06A0" w:firstRow="1" w:lastRow="0" w:firstColumn="1" w:lastColumn="0" w:noHBand="1" w:noVBand="1"/>
       </w:tblPr>
@@ -5592,7 +5491,25 @@
                 <w:sz w:val="32"/>
                 <w:szCs w:val="32"/>
               </w:rPr>
-              <w:t>Validate that the user can make a donation payment using the card payment method by selecting a predefined amount and entering valid card information.</w:t>
+              <w:t xml:space="preserve">Validate that the user can </w:t>
+            </w:r>
+            <w:proofErr w:type="gramStart"/>
+            <w:r>
+              <w:rPr>
+                <w:rFonts w:eastAsia="Aptos" w:cstheme="minorHAnsi"/>
+                <w:sz w:val="32"/>
+                <w:szCs w:val="32"/>
+              </w:rPr>
+              <w:t>make a donation</w:t>
+            </w:r>
+            <w:proofErr w:type="gramEnd"/>
+            <w:r>
+              <w:rPr>
+                <w:rFonts w:eastAsia="Aptos" w:cstheme="minorHAnsi"/>
+                <w:sz w:val="32"/>
+                <w:szCs w:val="32"/>
+              </w:rPr>
+              <w:t xml:space="preserve"> payment using the card payment method by selecting a predefined amount and entering valid card information.</w:t>
             </w:r>
           </w:p>
         </w:tc>
@@ -5634,7 +5551,7 @@
           </w:tcPr>
           <w:p>
             <w:pPr>
-              <w:pStyle w:val="ListParagraph"/>
+              <w:pStyle w:val="Prrafodelista"/>
               <w:numPr>
                 <w:ilvl w:val="0"/>
                 <w:numId w:val="3"/>
@@ -5657,7 +5574,7 @@
           </w:p>
           <w:p>
             <w:pPr>
-              <w:pStyle w:val="ListParagraph"/>
+              <w:pStyle w:val="Prrafodelista"/>
               <w:numPr>
                 <w:ilvl w:val="0"/>
                 <w:numId w:val="3"/>
@@ -5680,7 +5597,7 @@
           </w:p>
           <w:p>
             <w:pPr>
-              <w:pStyle w:val="ListParagraph"/>
+              <w:pStyle w:val="Prrafodelista"/>
               <w:numPr>
                 <w:ilvl w:val="0"/>
                 <w:numId w:val="3"/>
@@ -5751,7 +5668,7 @@
           </w:tcPr>
           <w:p>
             <w:pPr>
-              <w:pStyle w:val="ListParagraph"/>
+              <w:pStyle w:val="Prrafodelista"/>
               <w:numPr>
                 <w:ilvl w:val="0"/>
                 <w:numId w:val="3"/>
@@ -5786,7 +5703,7 @@
           </w:p>
           <w:p>
             <w:pPr>
-              <w:pStyle w:val="ListParagraph"/>
+              <w:pStyle w:val="Prrafodelista"/>
               <w:numPr>
                 <w:ilvl w:val="0"/>
                 <w:numId w:val="3"/>
@@ -5858,7 +5775,7 @@
           </w:tcPr>
           <w:p>
             <w:pPr>
-              <w:pStyle w:val="ListParagraph"/>
+              <w:pStyle w:val="Prrafodelista"/>
               <w:numPr>
                 <w:ilvl w:val="0"/>
                 <w:numId w:val="3"/>
@@ -5881,7 +5798,7 @@
           </w:p>
           <w:p>
             <w:pPr>
-              <w:pStyle w:val="ListParagraph"/>
+              <w:pStyle w:val="Prrafodelista"/>
               <w:numPr>
                 <w:ilvl w:val="0"/>
                 <w:numId w:val="3"/>
@@ -5904,7 +5821,7 @@
           </w:p>
           <w:p>
             <w:pPr>
-              <w:pStyle w:val="ListParagraph"/>
+              <w:pStyle w:val="Prrafodelista"/>
               <w:numPr>
                 <w:ilvl w:val="0"/>
                 <w:numId w:val="3"/>
@@ -5927,7 +5844,7 @@
           </w:p>
           <w:p>
             <w:pPr>
-              <w:pStyle w:val="ListParagraph"/>
+              <w:pStyle w:val="Prrafodelista"/>
               <w:numPr>
                 <w:ilvl w:val="0"/>
                 <w:numId w:val="3"/>
@@ -5950,7 +5867,7 @@
           </w:p>
           <w:p>
             <w:pPr>
-              <w:pStyle w:val="ListParagraph"/>
+              <w:pStyle w:val="Prrafodelista"/>
               <w:numPr>
                 <w:ilvl w:val="0"/>
                 <w:numId w:val="3"/>
@@ -5968,12 +5885,13 @@
                 <w:sz w:val="32"/>
                 <w:szCs w:val="32"/>
               </w:rPr>
+              <w:lastRenderedPageBreak/>
               <w:t>Select "Cash" as the payment method.</w:t>
             </w:r>
           </w:p>
           <w:p>
             <w:pPr>
-              <w:pStyle w:val="ListParagraph"/>
+              <w:pStyle w:val="Prrafodelista"/>
               <w:numPr>
                 <w:ilvl w:val="0"/>
                 <w:numId w:val="3"/>
@@ -6034,6 +5952,7 @@
                 <w:sz w:val="32"/>
                 <w:szCs w:val="32"/>
               </w:rPr>
+              <w:lastRenderedPageBreak/>
               <w:t>Wanted result</w:t>
             </w:r>
           </w:p>
@@ -6241,16 +6160,16 @@
     </w:p>
     <w:tbl>
       <w:tblPr>
-        <w:tblStyle w:val="TableGrid"/>
+        <w:tblStyle w:val="Tablaconcuadrcula"/>
         <w:tblW w:w="0" w:type="auto"/>
         <w:jc w:val="center"/>
         <w:tblBorders>
-          <w:top w:val="single" w:sz="12" w:space="0" w:color="000000" w:themeColor="text1"/>
-          <w:left w:val="single" w:sz="12" w:space="0" w:color="000000" w:themeColor="text1"/>
-          <w:bottom w:val="single" w:sz="12" w:space="0" w:color="000000" w:themeColor="text1"/>
-          <w:right w:val="single" w:sz="12" w:space="0" w:color="000000" w:themeColor="text1"/>
-          <w:insideH w:val="single" w:sz="12" w:space="0" w:color="000000" w:themeColor="text1"/>
-          <w:insideV w:val="single" w:sz="12" w:space="0" w:color="000000" w:themeColor="text1"/>
+          <w:top w:val="single" w:color="000000" w:themeColor="text1" w:sz="12" w:space="0"/>
+          <w:left w:val="single" w:color="000000" w:themeColor="text1" w:sz="12" w:space="0"/>
+          <w:bottom w:val="single" w:color="000000" w:themeColor="text1" w:sz="12" w:space="0"/>
+          <w:right w:val="single" w:color="000000" w:themeColor="text1" w:sz="12" w:space="0"/>
+          <w:insideH w:val="single" w:color="000000" w:themeColor="text1" w:sz="12" w:space="0"/>
+          <w:insideV w:val="single" w:color="000000" w:themeColor="text1" w:sz="12" w:space="0"/>
         </w:tblBorders>
         <w:tblLook w:val="06A0" w:firstRow="1" w:lastRow="0" w:firstColumn="1" w:lastColumn="0" w:noHBand="1" w:noVBand="1"/>
       </w:tblPr>
@@ -6627,7 +6546,7 @@
           </w:tcPr>
           <w:p>
             <w:pPr>
-              <w:pStyle w:val="ListParagraph"/>
+              <w:pStyle w:val="Prrafodelista"/>
               <w:numPr>
                 <w:ilvl w:val="0"/>
                 <w:numId w:val="12"/>
@@ -6645,7 +6564,25 @@
                 <w:sz w:val="32"/>
                 <w:szCs w:val="32"/>
               </w:rPr>
-              <w:t>Go to the section to create a trip to the F</w:t>
+              <w:t xml:space="preserve">Go to the section to </w:t>
+            </w:r>
+            <w:proofErr w:type="gramStart"/>
+            <w:r>
+              <w:rPr>
+                <w:rFonts w:eastAsia="Aptos" w:cstheme="minorHAnsi"/>
+                <w:sz w:val="32"/>
+                <w:szCs w:val="32"/>
+              </w:rPr>
+              <w:t>create</w:t>
+            </w:r>
+            <w:proofErr w:type="gramEnd"/>
+            <w:r>
+              <w:rPr>
+                <w:rFonts w:eastAsia="Aptos" w:cstheme="minorHAnsi"/>
+                <w:sz w:val="32"/>
+                <w:szCs w:val="32"/>
+              </w:rPr>
+              <w:t xml:space="preserve"> a trip to the F</w:t>
             </w:r>
             <w:r>
               <w:rPr>
@@ -6666,7 +6603,7 @@
           </w:p>
           <w:p>
             <w:pPr>
-              <w:pStyle w:val="ListParagraph"/>
+              <w:pStyle w:val="Prrafodelista"/>
               <w:numPr>
                 <w:ilvl w:val="0"/>
                 <w:numId w:val="12"/>
@@ -6684,12 +6621,13 @@
                 <w:sz w:val="32"/>
                 <w:szCs w:val="32"/>
               </w:rPr>
+              <w:lastRenderedPageBreak/>
               <w:t>Complete the fields with the requested information.</w:t>
             </w:r>
           </w:p>
           <w:p>
             <w:pPr>
-              <w:pStyle w:val="ListParagraph"/>
+              <w:pStyle w:val="Prrafodelista"/>
               <w:numPr>
                 <w:ilvl w:val="0"/>
                 <w:numId w:val="12"/>
@@ -6739,6 +6677,7 @@
                 <w:sz w:val="32"/>
                 <w:szCs w:val="32"/>
               </w:rPr>
+              <w:lastRenderedPageBreak/>
               <w:t>Wanted result</w:t>
             </w:r>
           </w:p>
@@ -6761,15 +6700,33 @@
                 <w:sz w:val="32"/>
                 <w:szCs w:val="32"/>
               </w:rPr>
-              <w:t xml:space="preserve">The user will be </w:t>
-            </w:r>
-            <w:r>
-              <w:rPr>
-                <w:rFonts w:cstheme="minorHAnsi"/>
-                <w:sz w:val="32"/>
-                <w:szCs w:val="32"/>
-              </w:rPr>
-              <w:t>set up</w:t>
+              <w:t xml:space="preserve">The user will </w:t>
+            </w:r>
+            <w:proofErr w:type="gramStart"/>
+            <w:r>
+              <w:rPr>
+                <w:rFonts w:cstheme="minorHAnsi"/>
+                <w:sz w:val="32"/>
+                <w:szCs w:val="32"/>
+              </w:rPr>
+              <w:t xml:space="preserve">be </w:t>
+            </w:r>
+            <w:r>
+              <w:rPr>
+                <w:rFonts w:cstheme="minorHAnsi"/>
+                <w:sz w:val="32"/>
+                <w:szCs w:val="32"/>
+              </w:rPr>
+              <w:t>set</w:t>
+            </w:r>
+            <w:proofErr w:type="gramEnd"/>
+            <w:r>
+              <w:rPr>
+                <w:rFonts w:cstheme="minorHAnsi"/>
+                <w:sz w:val="32"/>
+                <w:szCs w:val="32"/>
+              </w:rPr>
+              <w:t xml:space="preserve"> up</w:t>
             </w:r>
             <w:r>
               <w:rPr>
@@ -6963,16 +6920,16 @@
     </w:p>
     <w:tbl>
       <w:tblPr>
-        <w:tblStyle w:val="TableGrid"/>
+        <w:tblStyle w:val="Tablaconcuadrcula"/>
         <w:tblW w:w="0" w:type="auto"/>
         <w:jc w:val="center"/>
         <w:tblBorders>
-          <w:top w:val="single" w:sz="12" w:space="0" w:color="000000" w:themeColor="text1"/>
-          <w:left w:val="single" w:sz="12" w:space="0" w:color="000000" w:themeColor="text1"/>
-          <w:bottom w:val="single" w:sz="12" w:space="0" w:color="000000" w:themeColor="text1"/>
-          <w:right w:val="single" w:sz="12" w:space="0" w:color="000000" w:themeColor="text1"/>
-          <w:insideH w:val="single" w:sz="12" w:space="0" w:color="000000" w:themeColor="text1"/>
-          <w:insideV w:val="single" w:sz="12" w:space="0" w:color="000000" w:themeColor="text1"/>
+          <w:top w:val="single" w:color="000000" w:themeColor="text1" w:sz="12" w:space="0"/>
+          <w:left w:val="single" w:color="000000" w:themeColor="text1" w:sz="12" w:space="0"/>
+          <w:bottom w:val="single" w:color="000000" w:themeColor="text1" w:sz="12" w:space="0"/>
+          <w:right w:val="single" w:color="000000" w:themeColor="text1" w:sz="12" w:space="0"/>
+          <w:insideH w:val="single" w:color="000000" w:themeColor="text1" w:sz="12" w:space="0"/>
+          <w:insideV w:val="single" w:color="000000" w:themeColor="text1" w:sz="12" w:space="0"/>
         </w:tblBorders>
         <w:tblLook w:val="06A0" w:firstRow="1" w:lastRow="0" w:firstColumn="1" w:lastColumn="0" w:noHBand="1" w:noVBand="1"/>
       </w:tblPr>
@@ -7123,7 +7080,7 @@
           </w:tcPr>
           <w:p>
             <w:pPr>
-              <w:pStyle w:val="ListParagraph"/>
+              <w:pStyle w:val="Prrafodelista"/>
               <w:numPr>
                 <w:ilvl w:val="0"/>
                 <w:numId w:val="9"/>
@@ -7146,7 +7103,7 @@
           </w:p>
           <w:p>
             <w:pPr>
-              <w:pStyle w:val="ListParagraph"/>
+              <w:pStyle w:val="Prrafodelista"/>
               <w:numPr>
                 <w:ilvl w:val="0"/>
                 <w:numId w:val="9"/>
@@ -7168,7 +7125,7 @@
           </w:p>
           <w:p>
             <w:pPr>
-              <w:pStyle w:val="ListParagraph"/>
+              <w:pStyle w:val="Prrafodelista"/>
               <w:numPr>
                 <w:ilvl w:val="0"/>
                 <w:numId w:val="9"/>
@@ -7278,6 +7235,7 @@
                 <w:sz w:val="32"/>
                 <w:szCs w:val="32"/>
               </w:rPr>
+              <w:lastRenderedPageBreak/>
               <w:t>Steps</w:t>
             </w:r>
           </w:p>
@@ -7288,7 +7246,7 @@
           </w:tcPr>
           <w:p>
             <w:pPr>
-              <w:pStyle w:val="ListParagraph"/>
+              <w:pStyle w:val="Prrafodelista"/>
               <w:numPr>
                 <w:ilvl w:val="0"/>
                 <w:numId w:val="9"/>
@@ -7311,7 +7269,7 @@
           </w:p>
           <w:p>
             <w:pPr>
-              <w:pStyle w:val="ListParagraph"/>
+              <w:pStyle w:val="Prrafodelista"/>
               <w:numPr>
                 <w:ilvl w:val="0"/>
                 <w:numId w:val="9"/>
@@ -7333,7 +7291,7 @@
           </w:p>
           <w:p>
             <w:pPr>
-              <w:pStyle w:val="ListParagraph"/>
+              <w:pStyle w:val="Prrafodelista"/>
               <w:numPr>
                 <w:ilvl w:val="0"/>
                 <w:numId w:val="9"/>
@@ -7355,7 +7313,7 @@
           </w:p>
           <w:p>
             <w:pPr>
-              <w:pStyle w:val="ListParagraph"/>
+              <w:pStyle w:val="Prrafodelista"/>
               <w:numPr>
                 <w:ilvl w:val="0"/>
                 <w:numId w:val="9"/>
@@ -7377,7 +7335,7 @@
           </w:p>
           <w:p>
             <w:pPr>
-              <w:pStyle w:val="ListParagraph"/>
+              <w:pStyle w:val="Prrafodelista"/>
               <w:numPr>
                 <w:ilvl w:val="0"/>
                 <w:numId w:val="9"/>
@@ -7399,7 +7357,7 @@
           </w:p>
           <w:p>
             <w:pPr>
-              <w:pStyle w:val="ListParagraph"/>
+              <w:pStyle w:val="Prrafodelista"/>
               <w:spacing w:before="240" w:after="240"/>
               <w:rPr>
                 <w:rFonts w:eastAsia="Aptos" w:cstheme="minorHAnsi"/>
@@ -7630,6 +7588,7 @@
         </w:rPr>
         <w:t>Passenger</w:t>
       </w:r>
+      <w:proofErr w:type="gramStart"/>
       <w:r>
         <w:rPr>
           <w:rFonts w:cstheme="minorHAnsi"/>
@@ -7648,7 +7607,18 @@
           <w:sz w:val="32"/>
           <w:szCs w:val="32"/>
         </w:rPr>
-        <w:t xml:space="preserve">can </w:t>
+        <w:t>can</w:t>
+      </w:r>
+      <w:proofErr w:type="gramEnd"/>
+      <w:r>
+        <w:rPr>
+          <w:rFonts w:cstheme="minorHAnsi"/>
+          <w:b/>
+          <w:bCs/>
+          <w:sz w:val="32"/>
+          <w:szCs w:val="32"/>
+        </w:rPr>
+        <w:t xml:space="preserve"> </w:t>
       </w:r>
       <w:r>
         <w:rPr>
@@ -7698,7 +7668,18 @@
           <w:sz w:val="32"/>
           <w:szCs w:val="32"/>
         </w:rPr>
-        <w:t xml:space="preserve">switch from passenger to driver </w:t>
+        <w:t xml:space="preserve">switch from passenger to </w:t>
+      </w:r>
+      <w:proofErr w:type="gramStart"/>
+      <w:r>
+        <w:rPr>
+          <w:rFonts w:cstheme="minorHAnsi"/>
+          <w:b/>
+          <w:bCs/>
+          <w:sz w:val="32"/>
+          <w:szCs w:val="32"/>
+        </w:rPr>
+        <w:t xml:space="preserve">driver </w:t>
       </w:r>
       <w:r>
         <w:rPr>
@@ -7710,6 +7691,7 @@
         </w:rPr>
         <w:t>)</w:t>
       </w:r>
+      <w:proofErr w:type="gramEnd"/>
     </w:p>
     <w:p>
       <w:pPr>
@@ -7723,20 +7705,52 @@
           <w:sz w:val="32"/>
           <w:szCs w:val="32"/>
         </w:rPr>
-        <w:t>The update role functionality It allows the passenger or driver user to change their role and update it their profile.</w:t>
+        <w:t xml:space="preserve">The update role </w:t>
+      </w:r>
+      <w:proofErr w:type="gramStart"/>
+      <w:r>
+        <w:rPr>
+          <w:sz w:val="32"/>
+          <w:szCs w:val="32"/>
+        </w:rPr>
+        <w:t>functionality It</w:t>
+      </w:r>
+      <w:proofErr w:type="gramEnd"/>
+      <w:r>
+        <w:rPr>
+          <w:sz w:val="32"/>
+          <w:szCs w:val="32"/>
+        </w:rPr>
+        <w:t xml:space="preserve"> allows the passenger or driver user to change their role and </w:t>
+      </w:r>
+      <w:proofErr w:type="gramStart"/>
+      <w:r>
+        <w:rPr>
+          <w:sz w:val="32"/>
+          <w:szCs w:val="32"/>
+        </w:rPr>
+        <w:t>update it</w:t>
+      </w:r>
+      <w:proofErr w:type="gramEnd"/>
+      <w:r>
+        <w:rPr>
+          <w:sz w:val="32"/>
+          <w:szCs w:val="32"/>
+        </w:rPr>
+        <w:t xml:space="preserve"> their profile.</w:t>
       </w:r>
     </w:p>
     <w:tbl>
       <w:tblPr>
-        <w:tblStyle w:val="TableGridLight"/>
+        <w:tblStyle w:val="Tablaconcuadrculaclara"/>
         <w:tblW w:w="0" w:type="auto"/>
         <w:tblBorders>
-          <w:top w:val="single" w:sz="12" w:space="0" w:color="000000" w:themeColor="text1"/>
-          <w:left w:val="single" w:sz="12" w:space="0" w:color="000000" w:themeColor="text1"/>
-          <w:bottom w:val="single" w:sz="12" w:space="0" w:color="000000" w:themeColor="text1"/>
-          <w:right w:val="single" w:sz="12" w:space="0" w:color="000000" w:themeColor="text1"/>
-          <w:insideH w:val="single" w:sz="12" w:space="0" w:color="000000" w:themeColor="text1"/>
-          <w:insideV w:val="single" w:sz="12" w:space="0" w:color="000000" w:themeColor="text1"/>
+          <w:top w:val="single" w:color="000000" w:themeColor="text1" w:sz="12" w:space="0"/>
+          <w:left w:val="single" w:color="000000" w:themeColor="text1" w:sz="12" w:space="0"/>
+          <w:bottom w:val="single" w:color="000000" w:themeColor="text1" w:sz="12" w:space="0"/>
+          <w:right w:val="single" w:color="000000" w:themeColor="text1" w:sz="12" w:space="0"/>
+          <w:insideH w:val="single" w:color="000000" w:themeColor="text1" w:sz="12" w:space="0"/>
+          <w:insideV w:val="single" w:color="000000" w:themeColor="text1" w:sz="12" w:space="0"/>
         </w:tblBorders>
         <w:tblLook w:val="06A0" w:firstRow="1" w:lastRow="0" w:firstColumn="1" w:lastColumn="0" w:noHBand="1" w:noVBand="1"/>
       </w:tblPr>
@@ -7823,6 +7837,7 @@
                 <w:sz w:val="32"/>
                 <w:szCs w:val="32"/>
               </w:rPr>
+              <w:lastRenderedPageBreak/>
               <w:t>Description</w:t>
             </w:r>
           </w:p>
@@ -7916,13 +7931,23 @@
                 <w:szCs w:val="32"/>
               </w:rPr>
             </w:pPr>
-            <w:r>
-              <w:rPr>
-                <w:rFonts w:cstheme="minorHAnsi"/>
-                <w:sz w:val="32"/>
-                <w:szCs w:val="32"/>
-              </w:rPr>
-              <w:t>User must be logged in and have their basic</w:t>
+            <w:proofErr w:type="gramStart"/>
+            <w:r>
+              <w:rPr>
+                <w:rFonts w:cstheme="minorHAnsi"/>
+                <w:sz w:val="32"/>
+                <w:szCs w:val="32"/>
+              </w:rPr>
+              <w:t>User</w:t>
+            </w:r>
+            <w:proofErr w:type="gramEnd"/>
+            <w:r>
+              <w:rPr>
+                <w:rFonts w:cstheme="minorHAnsi"/>
+                <w:sz w:val="32"/>
+                <w:szCs w:val="32"/>
+              </w:rPr>
+              <w:t xml:space="preserve"> must be logged in and have their basic</w:t>
             </w:r>
             <w:r>
               <w:rPr>
@@ -8006,17 +8031,36 @@
                 <w:sz w:val="32"/>
                 <w:szCs w:val="32"/>
               </w:rPr>
-              <w:t xml:space="preserve">ct either “Driver” or  “Passenger” option. </w:t>
-            </w:r>
-          </w:p>
-          <w:p>
-            <w:pPr>
-              <w:rPr>
-                <w:rFonts w:cstheme="minorHAnsi"/>
-                <w:sz w:val="32"/>
-                <w:szCs w:val="32"/>
-              </w:rPr>
-            </w:pPr>
+              <w:t xml:space="preserve">ct either “Driver” </w:t>
+            </w:r>
+            <w:proofErr w:type="gramStart"/>
+            <w:r>
+              <w:rPr>
+                <w:rFonts w:cstheme="minorHAnsi"/>
+                <w:sz w:val="32"/>
+                <w:szCs w:val="32"/>
+              </w:rPr>
+              <w:t>or  “</w:t>
+            </w:r>
+            <w:proofErr w:type="gramEnd"/>
+            <w:r>
+              <w:rPr>
+                <w:rFonts w:cstheme="minorHAnsi"/>
+                <w:sz w:val="32"/>
+                <w:szCs w:val="32"/>
+              </w:rPr>
+              <w:t xml:space="preserve">Passenger” option. </w:t>
+            </w:r>
+          </w:p>
+          <w:p>
+            <w:pPr>
+              <w:rPr>
+                <w:rFonts w:cstheme="minorHAnsi"/>
+                <w:sz w:val="32"/>
+                <w:szCs w:val="32"/>
+              </w:rPr>
+            </w:pPr>
+            <w:proofErr w:type="gramStart"/>
             <w:r>
               <w:rPr>
                 <w:rFonts w:cstheme="minorHAnsi"/>
@@ -8041,13 +8085,32 @@
               </w:rPr>
               <w:t>“</w:t>
             </w:r>
-            <w:r>
-              <w:rPr>
-                <w:rFonts w:cstheme="minorHAnsi"/>
-                <w:sz w:val="32"/>
-                <w:szCs w:val="32"/>
-              </w:rPr>
-              <w:t>Driver” is selected , document upload is required.</w:t>
+            <w:proofErr w:type="gramEnd"/>
+            <w:r>
+              <w:rPr>
+                <w:rFonts w:cstheme="minorHAnsi"/>
+                <w:sz w:val="32"/>
+                <w:szCs w:val="32"/>
+              </w:rPr>
+              <w:t xml:space="preserve">Driver” is </w:t>
+            </w:r>
+            <w:proofErr w:type="gramStart"/>
+            <w:r>
+              <w:rPr>
+                <w:rFonts w:cstheme="minorHAnsi"/>
+                <w:sz w:val="32"/>
+                <w:szCs w:val="32"/>
+              </w:rPr>
+              <w:t>selected ,</w:t>
+            </w:r>
+            <w:proofErr w:type="gramEnd"/>
+            <w:r>
+              <w:rPr>
+                <w:rFonts w:cstheme="minorHAnsi"/>
+                <w:sz w:val="32"/>
+                <w:szCs w:val="32"/>
+              </w:rPr>
+              <w:t xml:space="preserve"> document upload is required.</w:t>
             </w:r>
           </w:p>
         </w:tc>
@@ -8088,7 +8151,7 @@
           </w:tcPr>
           <w:p>
             <w:pPr>
-              <w:pStyle w:val="ListParagraph"/>
+              <w:pStyle w:val="Prrafodelista"/>
               <w:numPr>
                 <w:ilvl w:val="0"/>
                 <w:numId w:val="14"/>
@@ -8119,7 +8182,7 @@
           </w:p>
           <w:p>
             <w:pPr>
-              <w:pStyle w:val="ListParagraph"/>
+              <w:pStyle w:val="Prrafodelista"/>
               <w:numPr>
                 <w:ilvl w:val="0"/>
                 <w:numId w:val="14"/>
@@ -8206,7 +8269,7 @@
           </w:p>
           <w:p>
             <w:pPr>
-              <w:pStyle w:val="ListParagraph"/>
+              <w:pStyle w:val="Prrafodelista"/>
               <w:numPr>
                 <w:ilvl w:val="0"/>
                 <w:numId w:val="14"/>
@@ -8229,7 +8292,7 @@
           </w:p>
           <w:p>
             <w:pPr>
-              <w:pStyle w:val="ListParagraph"/>
+              <w:pStyle w:val="Prrafodelista"/>
               <w:numPr>
                 <w:ilvl w:val="0"/>
                 <w:numId w:val="14"/>
@@ -8260,7 +8323,7 @@
           </w:p>
           <w:p>
             <w:pPr>
-              <w:pStyle w:val="ListParagraph"/>
+              <w:pStyle w:val="Prrafodelista"/>
               <w:numPr>
                 <w:ilvl w:val="1"/>
                 <w:numId w:val="14"/>
@@ -8280,6 +8343,7 @@
               </w:rPr>
               <w:t>Tap the “</w:t>
             </w:r>
+            <w:proofErr w:type="gramStart"/>
             <w:r>
               <w:rPr>
                 <w:rFonts w:eastAsia="Aptos" w:cstheme="minorHAnsi"/>
@@ -8294,12 +8358,21 @@
                 <w:sz w:val="32"/>
                 <w:szCs w:val="32"/>
               </w:rPr>
-              <w:t xml:space="preserve">” button </w:t>
-            </w:r>
-          </w:p>
-          <w:p>
-            <w:pPr>
-              <w:pStyle w:val="ListParagraph"/>
+              <w:t>”</w:t>
+            </w:r>
+            <w:proofErr w:type="gramEnd"/>
+            <w:r>
+              <w:rPr>
+                <w:rFonts w:eastAsia="Aptos" w:cstheme="minorHAnsi"/>
+                <w:sz w:val="32"/>
+                <w:szCs w:val="32"/>
+              </w:rPr>
+              <w:t xml:space="preserve"> button </w:t>
+            </w:r>
+          </w:p>
+          <w:p>
+            <w:pPr>
+              <w:pStyle w:val="Prrafodelista"/>
               <w:spacing w:before="240" w:after="240"/>
               <w:rPr>
                 <w:rFonts w:eastAsia="Aptos" w:cstheme="minorHAnsi"/>
@@ -8534,7 +8607,7 @@
     <w:p>
       <w:pPr>
         <w:rPr>
-          <w:rFonts w:ascii="Aptos" w:eastAsia="Aptos" w:hAnsi="Aptos" w:cs="Arial"/>
+          <w:rFonts w:ascii="Aptos" w:hAnsi="Aptos" w:eastAsia="Aptos" w:cs="Arial"/>
           <w:sz w:val="32"/>
           <w:szCs w:val="32"/>
           <w:lang w:val="en"/>
@@ -8542,34 +8615,65 @@
       </w:pPr>
       <w:r>
         <w:rPr>
-          <w:rFonts w:ascii="Aptos" w:eastAsia="Aptos" w:hAnsi="Aptos" w:cs="Arial"/>
+          <w:rFonts w:ascii="Aptos" w:hAnsi="Aptos" w:eastAsia="Aptos" w:cs="Arial"/>
           <w:sz w:val="32"/>
           <w:szCs w:val="32"/>
           <w:lang w:val="en"/>
         </w:rPr>
         <w:t xml:space="preserve">The </w:t>
       </w:r>
+      <w:proofErr w:type="gramStart"/>
       <w:r>
         <w:rPr>
-          <w:rFonts w:ascii="Aptos" w:eastAsia="Aptos" w:hAnsi="Aptos" w:cs="Arial"/>
+          <w:rFonts w:ascii="Aptos" w:hAnsi="Aptos" w:eastAsia="Aptos" w:cs="Arial"/>
           <w:sz w:val="32"/>
           <w:szCs w:val="32"/>
           <w:lang w:val="en"/>
         </w:rPr>
-        <w:t xml:space="preserve">send messages </w:t>
+        <w:t>send</w:t>
+      </w:r>
+      <w:proofErr w:type="gramEnd"/>
+      <w:r>
+        <w:rPr>
+          <w:rFonts w:ascii="Aptos" w:hAnsi="Aptos" w:eastAsia="Aptos" w:cs="Arial"/>
+          <w:sz w:val="32"/>
+          <w:szCs w:val="32"/>
+          <w:lang w:val="en"/>
+        </w:rPr>
+        <w:t xml:space="preserve"> </w:t>
+      </w:r>
+      <w:proofErr w:type="gramStart"/>
+      <w:r>
+        <w:rPr>
+          <w:rFonts w:ascii="Aptos" w:hAnsi="Aptos" w:eastAsia="Aptos" w:cs="Arial"/>
+          <w:sz w:val="32"/>
+          <w:szCs w:val="32"/>
+          <w:lang w:val="en"/>
+        </w:rPr>
+        <w:t xml:space="preserve">messages </w:t>
       </w:r>
       <w:r>
         <w:rPr>
-          <w:rFonts w:ascii="Aptos" w:eastAsia="Aptos" w:hAnsi="Aptos" w:cs="Arial"/>
+          <w:rFonts w:ascii="Aptos" w:hAnsi="Aptos" w:eastAsia="Aptos" w:cs="Arial"/>
           <w:sz w:val="32"/>
           <w:szCs w:val="32"/>
           <w:lang w:val="en"/>
         </w:rPr>
-        <w:t>functionality allows</w:t>
+        <w:t>functionality</w:t>
+      </w:r>
+      <w:proofErr w:type="gramEnd"/>
+      <w:r>
+        <w:rPr>
+          <w:rFonts w:ascii="Aptos" w:hAnsi="Aptos" w:eastAsia="Aptos" w:cs="Arial"/>
+          <w:sz w:val="32"/>
+          <w:szCs w:val="32"/>
+          <w:lang w:val="en"/>
+        </w:rPr>
+        <w:t xml:space="preserve"> allows</w:t>
       </w:r>
       <w:r>
         <w:rPr>
-          <w:rFonts w:ascii="Aptos" w:eastAsia="Aptos" w:hAnsi="Aptos" w:cs="Arial"/>
+          <w:rFonts w:ascii="Aptos" w:hAnsi="Aptos" w:eastAsia="Aptos" w:cs="Arial"/>
           <w:sz w:val="32"/>
           <w:szCs w:val="32"/>
           <w:lang w:val="en"/>
@@ -8578,7 +8682,7 @@
       </w:r>
       <w:r>
         <w:rPr>
-          <w:rFonts w:ascii="Aptos" w:eastAsia="Aptos" w:hAnsi="Aptos" w:cs="Arial"/>
+          <w:rFonts w:ascii="Aptos" w:hAnsi="Aptos" w:eastAsia="Aptos" w:cs="Arial"/>
           <w:sz w:val="32"/>
           <w:szCs w:val="32"/>
           <w:lang w:val="en"/>
@@ -8588,15 +8692,15 @@
     </w:p>
     <w:tbl>
       <w:tblPr>
-        <w:tblStyle w:val="TableGridLight"/>
+        <w:tblStyle w:val="Tablaconcuadrculaclara"/>
         <w:tblW w:w="0" w:type="auto"/>
         <w:tblBorders>
-          <w:top w:val="single" w:sz="12" w:space="0" w:color="000000" w:themeColor="text1"/>
-          <w:left w:val="single" w:sz="12" w:space="0" w:color="000000" w:themeColor="text1"/>
-          <w:bottom w:val="single" w:sz="12" w:space="0" w:color="000000" w:themeColor="text1"/>
-          <w:right w:val="single" w:sz="12" w:space="0" w:color="000000" w:themeColor="text1"/>
-          <w:insideH w:val="single" w:sz="12" w:space="0" w:color="000000" w:themeColor="text1"/>
-          <w:insideV w:val="single" w:sz="12" w:space="0" w:color="000000" w:themeColor="text1"/>
+          <w:top w:val="single" w:color="000000" w:themeColor="text1" w:sz="12" w:space="0"/>
+          <w:left w:val="single" w:color="000000" w:themeColor="text1" w:sz="12" w:space="0"/>
+          <w:bottom w:val="single" w:color="000000" w:themeColor="text1" w:sz="12" w:space="0"/>
+          <w:right w:val="single" w:color="000000" w:themeColor="text1" w:sz="12" w:space="0"/>
+          <w:insideH w:val="single" w:color="000000" w:themeColor="text1" w:sz="12" w:space="0"/>
+          <w:insideV w:val="single" w:color="000000" w:themeColor="text1" w:sz="12" w:space="0"/>
         </w:tblBorders>
         <w:tblLook w:val="06A0" w:firstRow="1" w:lastRow="0" w:firstColumn="1" w:lastColumn="0" w:noHBand="1" w:noVBand="1"/>
       </w:tblPr>
@@ -8680,6 +8784,7 @@
                 <w:sz w:val="32"/>
                 <w:szCs w:val="32"/>
               </w:rPr>
+              <w:lastRenderedPageBreak/>
               <w:t>Description</w:t>
             </w:r>
           </w:p>
@@ -8751,7 +8856,7 @@
           </w:tcPr>
           <w:p>
             <w:pPr>
-              <w:pStyle w:val="ListParagraph"/>
+              <w:pStyle w:val="Prrafodelista"/>
               <w:numPr>
                 <w:ilvl w:val="0"/>
                 <w:numId w:val="11"/>
@@ -8773,7 +8878,7 @@
           </w:p>
           <w:p>
             <w:pPr>
-              <w:pStyle w:val="ListParagraph"/>
+              <w:pStyle w:val="Prrafodelista"/>
               <w:numPr>
                 <w:ilvl w:val="0"/>
                 <w:numId w:val="11"/>
@@ -8793,7 +8898,7 @@
           </w:p>
           <w:p>
             <w:pPr>
-              <w:pStyle w:val="ListParagraph"/>
+              <w:pStyle w:val="Prrafodelista"/>
               <w:rPr>
                 <w:sz w:val="32"/>
                 <w:szCs w:val="32"/>
@@ -9019,7 +9124,25 @@
                 <w:sz w:val="32"/>
                 <w:szCs w:val="32"/>
               </w:rPr>
-              <w:t>6. Write the message.</w:t>
+              <w:t xml:space="preserve">6. Write </w:t>
+            </w:r>
+            <w:proofErr w:type="gramStart"/>
+            <w:r>
+              <w:rPr>
+                <w:rFonts w:eastAsia="Aptos" w:cstheme="minorHAnsi"/>
+                <w:sz w:val="32"/>
+                <w:szCs w:val="32"/>
+              </w:rPr>
+              <w:t>the</w:t>
+            </w:r>
+            <w:proofErr w:type="gramEnd"/>
+            <w:r>
+              <w:rPr>
+                <w:rFonts w:eastAsia="Aptos" w:cstheme="minorHAnsi"/>
+                <w:sz w:val="32"/>
+                <w:szCs w:val="32"/>
+              </w:rPr>
+              <w:t xml:space="preserve"> message.</w:t>
             </w:r>
           </w:p>
           <w:p>
@@ -9261,16 +9384,16 @@
     </w:p>
     <w:tbl>
       <w:tblPr>
-        <w:tblStyle w:val="TableGrid"/>
+        <w:tblStyle w:val="Tablaconcuadrcula"/>
         <w:tblW w:w="0" w:type="auto"/>
         <w:jc w:val="center"/>
         <w:tblBorders>
-          <w:top w:val="single" w:sz="12" w:space="0" w:color="000000" w:themeColor="text1"/>
-          <w:left w:val="single" w:sz="12" w:space="0" w:color="000000" w:themeColor="text1"/>
-          <w:bottom w:val="single" w:sz="12" w:space="0" w:color="000000" w:themeColor="text1"/>
-          <w:right w:val="single" w:sz="12" w:space="0" w:color="000000" w:themeColor="text1"/>
-          <w:insideH w:val="single" w:sz="12" w:space="0" w:color="000000" w:themeColor="text1"/>
-          <w:insideV w:val="single" w:sz="12" w:space="0" w:color="000000" w:themeColor="text1"/>
+          <w:top w:val="single" w:color="000000" w:themeColor="text1" w:sz="12" w:space="0"/>
+          <w:left w:val="single" w:color="000000" w:themeColor="text1" w:sz="12" w:space="0"/>
+          <w:bottom w:val="single" w:color="000000" w:themeColor="text1" w:sz="12" w:space="0"/>
+          <w:right w:val="single" w:color="000000" w:themeColor="text1" w:sz="12" w:space="0"/>
+          <w:insideH w:val="single" w:color="000000" w:themeColor="text1" w:sz="12" w:space="0"/>
+          <w:insideV w:val="single" w:color="000000" w:themeColor="text1" w:sz="12" w:space="0"/>
         </w:tblBorders>
         <w:tblLook w:val="06A0" w:firstRow="1" w:lastRow="0" w:firstColumn="1" w:lastColumn="0" w:noHBand="1" w:noVBand="1"/>
       </w:tblPr>
@@ -9508,6 +9631,7 @@
                 <w:sz w:val="32"/>
                 <w:szCs w:val="32"/>
               </w:rPr>
+              <w:lastRenderedPageBreak/>
               <w:t xml:space="preserve">Destination: </w:t>
             </w:r>
             <w:r>
@@ -9609,6 +9733,7 @@
                 <w:sz w:val="32"/>
                 <w:szCs w:val="32"/>
               </w:rPr>
+              <w:lastRenderedPageBreak/>
               <w:t>Steps</w:t>
             </w:r>
           </w:p>
@@ -9619,7 +9744,7 @@
           </w:tcPr>
           <w:p>
             <w:pPr>
-              <w:pStyle w:val="ListParagraph"/>
+              <w:pStyle w:val="Prrafodelista"/>
               <w:numPr>
                 <w:ilvl w:val="0"/>
                 <w:numId w:val="12"/>
@@ -9658,7 +9783,7 @@
           </w:p>
           <w:p>
             <w:pPr>
-              <w:pStyle w:val="ListParagraph"/>
+              <w:pStyle w:val="Prrafodelista"/>
               <w:numPr>
                 <w:ilvl w:val="0"/>
                 <w:numId w:val="12"/>
@@ -9681,7 +9806,7 @@
           </w:p>
           <w:p>
             <w:pPr>
-              <w:pStyle w:val="ListParagraph"/>
+              <w:pStyle w:val="Prrafodelista"/>
               <w:numPr>
                 <w:ilvl w:val="0"/>
                 <w:numId w:val="12"/>
@@ -9747,7 +9872,23 @@
                 <w:sz w:val="32"/>
                 <w:szCs w:val="32"/>
               </w:rPr>
-              <w:t xml:space="preserve">The user will be set up a trip </w:t>
+              <w:t xml:space="preserve">The user will </w:t>
+            </w:r>
+            <w:proofErr w:type="gramStart"/>
+            <w:r>
+              <w:rPr>
+                <w:sz w:val="32"/>
+                <w:szCs w:val="32"/>
+              </w:rPr>
+              <w:t>be set</w:t>
+            </w:r>
+            <w:proofErr w:type="gramEnd"/>
+            <w:r>
+              <w:rPr>
+                <w:sz w:val="32"/>
+                <w:szCs w:val="32"/>
+              </w:rPr>
+              <w:t xml:space="preserve"> up a trip </w:t>
             </w:r>
             <w:r>
               <w:rPr>
@@ -9919,16 +10060,16 @@
     </w:p>
     <w:tbl>
       <w:tblPr>
-        <w:tblStyle w:val="TableGrid"/>
+        <w:tblStyle w:val="Tablaconcuadrcula"/>
         <w:tblW w:w="0" w:type="auto"/>
         <w:jc w:val="center"/>
         <w:tblBorders>
-          <w:top w:val="single" w:sz="12" w:space="0" w:color="000000" w:themeColor="text1"/>
-          <w:left w:val="single" w:sz="12" w:space="0" w:color="000000" w:themeColor="text1"/>
-          <w:bottom w:val="single" w:sz="12" w:space="0" w:color="000000" w:themeColor="text1"/>
-          <w:right w:val="single" w:sz="12" w:space="0" w:color="000000" w:themeColor="text1"/>
-          <w:insideH w:val="single" w:sz="12" w:space="0" w:color="000000" w:themeColor="text1"/>
-          <w:insideV w:val="single" w:sz="12" w:space="0" w:color="000000" w:themeColor="text1"/>
+          <w:top w:val="single" w:color="000000" w:themeColor="text1" w:sz="12" w:space="0"/>
+          <w:left w:val="single" w:color="000000" w:themeColor="text1" w:sz="12" w:space="0"/>
+          <w:bottom w:val="single" w:color="000000" w:themeColor="text1" w:sz="12" w:space="0"/>
+          <w:right w:val="single" w:color="000000" w:themeColor="text1" w:sz="12" w:space="0"/>
+          <w:insideH w:val="single" w:color="000000" w:themeColor="text1" w:sz="12" w:space="0"/>
+          <w:insideV w:val="single" w:color="000000" w:themeColor="text1" w:sz="12" w:space="0"/>
         </w:tblBorders>
         <w:tblLook w:val="06A0" w:firstRow="1" w:lastRow="0" w:firstColumn="1" w:lastColumn="0" w:noHBand="1" w:noVBand="1"/>
       </w:tblPr>
@@ -10238,7 +10379,7 @@
           </w:tcPr>
           <w:p>
             <w:pPr>
-              <w:pStyle w:val="ListParagraph"/>
+              <w:pStyle w:val="Prrafodelista"/>
               <w:numPr>
                 <w:ilvl w:val="0"/>
                 <w:numId w:val="1"/>
@@ -10261,7 +10402,7 @@
           </w:p>
           <w:p>
             <w:pPr>
-              <w:pStyle w:val="ListParagraph"/>
+              <w:pStyle w:val="Prrafodelista"/>
               <w:numPr>
                 <w:ilvl w:val="0"/>
                 <w:numId w:val="1"/>
@@ -10279,12 +10420,13 @@
                 <w:sz w:val="32"/>
                 <w:szCs w:val="32"/>
               </w:rPr>
+              <w:lastRenderedPageBreak/>
               <w:t>Click it to access the chat.</w:t>
             </w:r>
           </w:p>
           <w:p>
             <w:pPr>
-              <w:pStyle w:val="ListParagraph"/>
+              <w:pStyle w:val="Prrafodelista"/>
               <w:numPr>
                 <w:ilvl w:val="0"/>
                 <w:numId w:val="1"/>
@@ -10330,6 +10472,7 @@
                 <w:sz w:val="32"/>
                 <w:szCs w:val="32"/>
               </w:rPr>
+              <w:lastRenderedPageBreak/>
               <w:t>Wanted result</w:t>
             </w:r>
           </w:p>
@@ -10515,16 +10658,16 @@
     </w:p>
     <w:tbl>
       <w:tblPr>
-        <w:tblStyle w:val="TableGrid"/>
+        <w:tblStyle w:val="Tablaconcuadrcula"/>
         <w:tblW w:w="0" w:type="auto"/>
         <w:jc w:val="center"/>
         <w:tblBorders>
-          <w:top w:val="single" w:sz="12" w:space="0" w:color="000000" w:themeColor="text1"/>
-          <w:left w:val="single" w:sz="12" w:space="0" w:color="000000" w:themeColor="text1"/>
-          <w:bottom w:val="single" w:sz="12" w:space="0" w:color="000000" w:themeColor="text1"/>
-          <w:right w:val="single" w:sz="12" w:space="0" w:color="000000" w:themeColor="text1"/>
-          <w:insideH w:val="single" w:sz="12" w:space="0" w:color="000000" w:themeColor="text1"/>
-          <w:insideV w:val="single" w:sz="12" w:space="0" w:color="000000" w:themeColor="text1"/>
+          <w:top w:val="single" w:color="000000" w:themeColor="text1" w:sz="12" w:space="0"/>
+          <w:left w:val="single" w:color="000000" w:themeColor="text1" w:sz="12" w:space="0"/>
+          <w:bottom w:val="single" w:color="000000" w:themeColor="text1" w:sz="12" w:space="0"/>
+          <w:right w:val="single" w:color="000000" w:themeColor="text1" w:sz="12" w:space="0"/>
+          <w:insideH w:val="single" w:color="000000" w:themeColor="text1" w:sz="12" w:space="0"/>
+          <w:insideV w:val="single" w:color="000000" w:themeColor="text1" w:sz="12" w:space="0"/>
         </w:tblBorders>
         <w:tblLook w:val="06A0" w:firstRow="1" w:lastRow="0" w:firstColumn="1" w:lastColumn="0" w:noHBand="1" w:noVBand="1"/>
       </w:tblPr>
@@ -10813,7 +10956,7 @@
           </w:tcPr>
           <w:p>
             <w:pPr>
-              <w:pStyle w:val="ListParagraph"/>
+              <w:pStyle w:val="Prrafodelista"/>
               <w:numPr>
                 <w:ilvl w:val="0"/>
                 <w:numId w:val="15"/>
@@ -10836,7 +10979,7 @@
           </w:p>
           <w:p>
             <w:pPr>
-              <w:pStyle w:val="ListParagraph"/>
+              <w:pStyle w:val="Prrafodelista"/>
               <w:numPr>
                 <w:ilvl w:val="0"/>
                 <w:numId w:val="15"/>
@@ -10859,7 +11002,7 @@
           </w:p>
           <w:p>
             <w:pPr>
-              <w:pStyle w:val="ListParagraph"/>
+              <w:pStyle w:val="Prrafodelista"/>
               <w:numPr>
                 <w:ilvl w:val="0"/>
                 <w:numId w:val="15"/>
@@ -11110,16 +11253,16 @@
     </w:p>
     <w:tbl>
       <w:tblPr>
-        <w:tblStyle w:val="TableGrid"/>
+        <w:tblStyle w:val="Tablaconcuadrcula"/>
         <w:tblW w:w="0" w:type="auto"/>
         <w:jc w:val="center"/>
         <w:tblBorders>
-          <w:top w:val="single" w:sz="12" w:space="0" w:color="000000" w:themeColor="text1"/>
-          <w:left w:val="single" w:sz="12" w:space="0" w:color="000000" w:themeColor="text1"/>
-          <w:bottom w:val="single" w:sz="12" w:space="0" w:color="000000" w:themeColor="text1"/>
-          <w:right w:val="single" w:sz="12" w:space="0" w:color="000000" w:themeColor="text1"/>
-          <w:insideH w:val="single" w:sz="12" w:space="0" w:color="000000" w:themeColor="text1"/>
-          <w:insideV w:val="single" w:sz="12" w:space="0" w:color="000000" w:themeColor="text1"/>
+          <w:top w:val="single" w:color="000000" w:themeColor="text1" w:sz="12" w:space="0"/>
+          <w:left w:val="single" w:color="000000" w:themeColor="text1" w:sz="12" w:space="0"/>
+          <w:bottom w:val="single" w:color="000000" w:themeColor="text1" w:sz="12" w:space="0"/>
+          <w:right w:val="single" w:color="000000" w:themeColor="text1" w:sz="12" w:space="0"/>
+          <w:insideH w:val="single" w:color="000000" w:themeColor="text1" w:sz="12" w:space="0"/>
+          <w:insideV w:val="single" w:color="000000" w:themeColor="text1" w:sz="12" w:space="0"/>
         </w:tblBorders>
         <w:tblLook w:val="06A0" w:firstRow="1" w:lastRow="0" w:firstColumn="1" w:lastColumn="0" w:noHBand="1" w:noVBand="1"/>
       </w:tblPr>
@@ -11150,6 +11293,7 @@
                 <w:sz w:val="32"/>
                 <w:szCs w:val="32"/>
               </w:rPr>
+              <w:lastRenderedPageBreak/>
               <w:t>Identifier</w:t>
             </w:r>
           </w:p>
@@ -11394,7 +11538,7 @@
           </w:tcPr>
           <w:p>
             <w:pPr>
-              <w:pStyle w:val="ListParagraph"/>
+              <w:pStyle w:val="Prrafodelista"/>
               <w:numPr>
                 <w:ilvl w:val="0"/>
                 <w:numId w:val="18"/>
@@ -11417,7 +11561,7 @@
           </w:p>
           <w:p>
             <w:pPr>
-              <w:pStyle w:val="ListParagraph"/>
+              <w:pStyle w:val="Prrafodelista"/>
               <w:numPr>
                 <w:ilvl w:val="0"/>
                 <w:numId w:val="18"/>
@@ -11661,16 +11805,16 @@
     </w:p>
     <w:tbl>
       <w:tblPr>
-        <w:tblStyle w:val="TableGrid"/>
+        <w:tblStyle w:val="Tablaconcuadrcula"/>
         <w:tblW w:w="0" w:type="auto"/>
         <w:jc w:val="center"/>
         <w:tblBorders>
-          <w:top w:val="single" w:sz="12" w:space="0" w:color="000000" w:themeColor="text1"/>
-          <w:left w:val="single" w:sz="12" w:space="0" w:color="000000" w:themeColor="text1"/>
-          <w:bottom w:val="single" w:sz="12" w:space="0" w:color="000000" w:themeColor="text1"/>
-          <w:right w:val="single" w:sz="12" w:space="0" w:color="000000" w:themeColor="text1"/>
-          <w:insideH w:val="single" w:sz="12" w:space="0" w:color="000000" w:themeColor="text1"/>
-          <w:insideV w:val="single" w:sz="12" w:space="0" w:color="000000" w:themeColor="text1"/>
+          <w:top w:val="single" w:color="000000" w:themeColor="text1" w:sz="12" w:space="0"/>
+          <w:left w:val="single" w:color="000000" w:themeColor="text1" w:sz="12" w:space="0"/>
+          <w:bottom w:val="single" w:color="000000" w:themeColor="text1" w:sz="12" w:space="0"/>
+          <w:right w:val="single" w:color="000000" w:themeColor="text1" w:sz="12" w:space="0"/>
+          <w:insideH w:val="single" w:color="000000" w:themeColor="text1" w:sz="12" w:space="0"/>
+          <w:insideV w:val="single" w:color="000000" w:themeColor="text1" w:sz="12" w:space="0"/>
         </w:tblBorders>
         <w:tblLook w:val="06A0" w:firstRow="1" w:lastRow="0" w:firstColumn="1" w:lastColumn="0" w:noHBand="1" w:noVBand="1"/>
       </w:tblPr>
@@ -12057,7 +12201,7 @@
           </w:tcPr>
           <w:p>
             <w:pPr>
-              <w:pStyle w:val="ListParagraph"/>
+              <w:pStyle w:val="Prrafodelista"/>
               <w:numPr>
                 <w:ilvl w:val="0"/>
                 <w:numId w:val="20"/>
@@ -12080,7 +12224,7 @@
           </w:p>
           <w:p>
             <w:pPr>
-              <w:pStyle w:val="ListParagraph"/>
+              <w:pStyle w:val="Prrafodelista"/>
               <w:numPr>
                 <w:ilvl w:val="0"/>
                 <w:numId w:val="20"/>
@@ -12103,7 +12247,7 @@
           </w:p>
           <w:p>
             <w:pPr>
-              <w:pStyle w:val="ListParagraph"/>
+              <w:pStyle w:val="Prrafodelista"/>
               <w:numPr>
                 <w:ilvl w:val="0"/>
                 <w:numId w:val="20"/>
@@ -12126,7 +12270,7 @@
           </w:p>
           <w:p>
             <w:pPr>
-              <w:pStyle w:val="ListParagraph"/>
+              <w:pStyle w:val="Prrafodelista"/>
               <w:numPr>
                 <w:ilvl w:val="0"/>
                 <w:numId w:val="20"/>
@@ -12172,6 +12316,7 @@
                 <w:sz w:val="32"/>
                 <w:szCs w:val="32"/>
               </w:rPr>
+              <w:lastRenderedPageBreak/>
               <w:t>Wanted result</w:t>
             </w:r>
           </w:p>
@@ -12407,16 +12552,16 @@
     </w:p>
     <w:tbl>
       <w:tblPr>
-        <w:tblStyle w:val="TableGrid"/>
+        <w:tblStyle w:val="Tablaconcuadrcula"/>
         <w:tblW w:w="0" w:type="auto"/>
         <w:jc w:val="center"/>
         <w:tblBorders>
-          <w:top w:val="single" w:sz="12" w:space="0" w:color="000000" w:themeColor="text1"/>
-          <w:left w:val="single" w:sz="12" w:space="0" w:color="000000" w:themeColor="text1"/>
-          <w:bottom w:val="single" w:sz="12" w:space="0" w:color="000000" w:themeColor="text1"/>
-          <w:right w:val="single" w:sz="12" w:space="0" w:color="000000" w:themeColor="text1"/>
-          <w:insideH w:val="single" w:sz="12" w:space="0" w:color="000000" w:themeColor="text1"/>
-          <w:insideV w:val="single" w:sz="12" w:space="0" w:color="000000" w:themeColor="text1"/>
+          <w:top w:val="single" w:color="000000" w:themeColor="text1" w:sz="12" w:space="0"/>
+          <w:left w:val="single" w:color="000000" w:themeColor="text1" w:sz="12" w:space="0"/>
+          <w:bottom w:val="single" w:color="000000" w:themeColor="text1" w:sz="12" w:space="0"/>
+          <w:right w:val="single" w:color="000000" w:themeColor="text1" w:sz="12" w:space="0"/>
+          <w:insideH w:val="single" w:color="000000" w:themeColor="text1" w:sz="12" w:space="0"/>
+          <w:insideV w:val="single" w:color="000000" w:themeColor="text1" w:sz="12" w:space="0"/>
         </w:tblBorders>
         <w:tblLook w:val="06A0" w:firstRow="1" w:lastRow="0" w:firstColumn="1" w:lastColumn="0" w:noHBand="1" w:noVBand="1"/>
       </w:tblPr>
@@ -12733,7 +12878,7 @@
           </w:tcPr>
           <w:p>
             <w:pPr>
-              <w:pStyle w:val="ListParagraph"/>
+              <w:pStyle w:val="Prrafodelista"/>
               <w:numPr>
                 <w:ilvl w:val="0"/>
                 <w:numId w:val="22"/>
@@ -12756,7 +12901,7 @@
           </w:p>
           <w:p>
             <w:pPr>
-              <w:pStyle w:val="ListParagraph"/>
+              <w:pStyle w:val="Prrafodelista"/>
               <w:numPr>
                 <w:ilvl w:val="0"/>
                 <w:numId w:val="22"/>
@@ -12779,7 +12924,7 @@
           </w:p>
           <w:p>
             <w:pPr>
-              <w:pStyle w:val="ListParagraph"/>
+              <w:pStyle w:val="Prrafodelista"/>
               <w:numPr>
                 <w:ilvl w:val="0"/>
                 <w:numId w:val="22"/>
@@ -12802,7 +12947,7 @@
           </w:p>
           <w:p>
             <w:pPr>
-              <w:pStyle w:val="ListParagraph"/>
+              <w:pStyle w:val="Prrafodelista"/>
               <w:numPr>
                 <w:ilvl w:val="0"/>
                 <w:numId w:val="22"/>
@@ -13074,6 +13219,7 @@
         </w:rPr>
         <w:t xml:space="preserve"> to </w:t>
       </w:r>
+      <w:proofErr w:type="gramStart"/>
       <w:r>
         <w:rPr>
           <w:rFonts w:cstheme="minorHAnsi"/>
@@ -13094,6 +13240,7 @@
         </w:rPr>
         <w:t xml:space="preserve"> )</w:t>
       </w:r>
+      <w:proofErr w:type="gramEnd"/>
     </w:p>
     <w:p>
       <w:pPr>
@@ -13107,21 +13254,53 @@
           <w:sz w:val="32"/>
           <w:szCs w:val="32"/>
         </w:rPr>
-        <w:t>The update role functionality It allows the passenger or driver user to change their role and update it their profile.</w:t>
+        <w:t xml:space="preserve">The update role </w:t>
+      </w:r>
+      <w:proofErr w:type="gramStart"/>
+      <w:r>
+        <w:rPr>
+          <w:sz w:val="32"/>
+          <w:szCs w:val="32"/>
+        </w:rPr>
+        <w:t>functionality It</w:t>
+      </w:r>
+      <w:proofErr w:type="gramEnd"/>
+      <w:r>
+        <w:rPr>
+          <w:sz w:val="32"/>
+          <w:szCs w:val="32"/>
+        </w:rPr>
+        <w:t xml:space="preserve"> allows the passenger or driver user to change their role and </w:t>
+      </w:r>
+      <w:proofErr w:type="gramStart"/>
+      <w:r>
+        <w:rPr>
+          <w:sz w:val="32"/>
+          <w:szCs w:val="32"/>
+        </w:rPr>
+        <w:t>update it</w:t>
+      </w:r>
+      <w:proofErr w:type="gramEnd"/>
+      <w:r>
+        <w:rPr>
+          <w:sz w:val="32"/>
+          <w:szCs w:val="32"/>
+        </w:rPr>
+        <w:t xml:space="preserve"> their profile.</w:t>
       </w:r>
     </w:p>
     <w:tbl>
       <w:tblPr>
-        <w:tblStyle w:val="TableGrid"/>
+        <w:tblStyle w:val="Tablaconcuadrcula"/>
         <w:tblW w:w="0" w:type="auto"/>
         <w:jc w:val="center"/>
         <w:tblBorders>
-          <w:top w:val="single" w:sz="12" w:space="0" w:color="000000" w:themeColor="text1"/>
-          <w:left w:val="single" w:sz="12" w:space="0" w:color="000000" w:themeColor="text1"/>
-          <w:bottom w:val="single" w:sz="12" w:space="0" w:color="000000" w:themeColor="text1"/>
-          <w:right w:val="single" w:sz="12" w:space="0" w:color="000000" w:themeColor="text1"/>
-          <w:insideH w:val="single" w:sz="12" w:space="0" w:color="000000" w:themeColor="text1"/>
-          <w:insideV w:val="single" w:sz="12" w:space="0" w:color="000000" w:themeColor="text1"/>
+          <w:top w:val="single" w:color="000000" w:themeColor="text1" w:sz="12" w:space="0"/>
+          <w:left w:val="single" w:color="000000" w:themeColor="text1" w:sz="12" w:space="0"/>
+          <w:bottom w:val="single" w:color="000000" w:themeColor="text1" w:sz="12" w:space="0"/>
+          <w:right w:val="single" w:color="000000" w:themeColor="text1" w:sz="12" w:space="0"/>
+          <w:insideH w:val="single" w:color="000000" w:themeColor="text1" w:sz="12" w:space="0"/>
+          <w:insideV w:val="single" w:color="000000" w:themeColor="text1" w:sz="12" w:space="0"/>
         </w:tblBorders>
         <w:tblLook w:val="06A0" w:firstRow="1" w:lastRow="0" w:firstColumn="1" w:lastColumn="0" w:noHBand="1" w:noVBand="1"/>
       </w:tblPr>
@@ -13221,6 +13400,7 @@
                 <w:sz w:val="32"/>
                 <w:szCs w:val="32"/>
               </w:rPr>
+              <w:lastRenderedPageBreak/>
               <w:t>Description</w:t>
             </w:r>
           </w:p>
@@ -13284,12 +13464,21 @@
                 <w:szCs w:val="32"/>
               </w:rPr>
             </w:pPr>
-            <w:r>
-              <w:rPr>
-                <w:sz w:val="32"/>
-                <w:szCs w:val="32"/>
-              </w:rPr>
-              <w:t>User must be logged in and have their basic profile set up.</w:t>
+            <w:proofErr w:type="gramStart"/>
+            <w:r>
+              <w:rPr>
+                <w:sz w:val="32"/>
+                <w:szCs w:val="32"/>
+              </w:rPr>
+              <w:t>User</w:t>
+            </w:r>
+            <w:proofErr w:type="gramEnd"/>
+            <w:r>
+              <w:rPr>
+                <w:sz w:val="32"/>
+                <w:szCs w:val="32"/>
+              </w:rPr>
+              <w:t xml:space="preserve"> must be logged in and have their basic profile set up.</w:t>
             </w:r>
           </w:p>
         </w:tc>
@@ -13337,7 +13526,23 @@
                 <w:sz w:val="32"/>
                 <w:szCs w:val="32"/>
               </w:rPr>
-              <w:t>Select either “Driver” or  “Passenger” option.</w:t>
+              <w:t xml:space="preserve">Select either “Driver” </w:t>
+            </w:r>
+            <w:proofErr w:type="gramStart"/>
+            <w:r>
+              <w:rPr>
+                <w:sz w:val="32"/>
+                <w:szCs w:val="32"/>
+              </w:rPr>
+              <w:t>or  “</w:t>
+            </w:r>
+            <w:proofErr w:type="gramEnd"/>
+            <w:r>
+              <w:rPr>
+                <w:sz w:val="32"/>
+                <w:szCs w:val="32"/>
+              </w:rPr>
+              <w:t>Passenger” option.</w:t>
             </w:r>
           </w:p>
         </w:tc>
@@ -13375,7 +13580,7 @@
           </w:tcPr>
           <w:p>
             <w:pPr>
-              <w:pStyle w:val="ListParagraph"/>
+              <w:pStyle w:val="Prrafodelista"/>
               <w:numPr>
                 <w:ilvl w:val="0"/>
                 <w:numId w:val="28"/>
@@ -13398,7 +13603,7 @@
           </w:p>
           <w:p>
             <w:pPr>
-              <w:pStyle w:val="ListParagraph"/>
+              <w:pStyle w:val="Prrafodelista"/>
               <w:numPr>
                 <w:ilvl w:val="0"/>
                 <w:numId w:val="28"/>
@@ -13421,7 +13626,7 @@
           </w:p>
           <w:p>
             <w:pPr>
-              <w:pStyle w:val="ListParagraph"/>
+              <w:pStyle w:val="Prrafodelista"/>
               <w:numPr>
                 <w:ilvl w:val="0"/>
                 <w:numId w:val="28"/>
@@ -13653,16 +13858,16 @@
     </w:p>
     <w:tbl>
       <w:tblPr>
-        <w:tblStyle w:val="TableGrid"/>
+        <w:tblStyle w:val="Tablaconcuadrcula"/>
         <w:tblW w:w="0" w:type="auto"/>
         <w:jc w:val="center"/>
         <w:tblBorders>
-          <w:top w:val="single" w:sz="12" w:space="0" w:color="000000" w:themeColor="text1"/>
-          <w:left w:val="single" w:sz="12" w:space="0" w:color="000000" w:themeColor="text1"/>
-          <w:bottom w:val="single" w:sz="12" w:space="0" w:color="000000" w:themeColor="text1"/>
-          <w:right w:val="single" w:sz="12" w:space="0" w:color="000000" w:themeColor="text1"/>
-          <w:insideH w:val="single" w:sz="12" w:space="0" w:color="000000" w:themeColor="text1"/>
-          <w:insideV w:val="single" w:sz="12" w:space="0" w:color="000000" w:themeColor="text1"/>
+          <w:top w:val="single" w:color="000000" w:themeColor="text1" w:sz="12" w:space="0"/>
+          <w:left w:val="single" w:color="000000" w:themeColor="text1" w:sz="12" w:space="0"/>
+          <w:bottom w:val="single" w:color="000000" w:themeColor="text1" w:sz="12" w:space="0"/>
+          <w:right w:val="single" w:color="000000" w:themeColor="text1" w:sz="12" w:space="0"/>
+          <w:insideH w:val="single" w:color="000000" w:themeColor="text1" w:sz="12" w:space="0"/>
+          <w:insideV w:val="single" w:color="000000" w:themeColor="text1" w:sz="12" w:space="0"/>
         </w:tblBorders>
         <w:tblLook w:val="06A0" w:firstRow="1" w:lastRow="0" w:firstColumn="1" w:lastColumn="0" w:noHBand="1" w:noVBand="1"/>
       </w:tblPr>
@@ -13930,7 +14135,7 @@
           </w:tcPr>
           <w:p>
             <w:pPr>
-              <w:pStyle w:val="ListParagraph"/>
+              <w:pStyle w:val="Prrafodelista"/>
               <w:numPr>
                 <w:ilvl w:val="0"/>
                 <w:numId w:val="26"/>
@@ -13953,7 +14158,7 @@
           </w:p>
           <w:p>
             <w:pPr>
-              <w:pStyle w:val="ListParagraph"/>
+              <w:pStyle w:val="Prrafodelista"/>
               <w:numPr>
                 <w:ilvl w:val="0"/>
                 <w:numId w:val="26"/>
@@ -13976,7 +14181,7 @@
           </w:p>
           <w:p>
             <w:pPr>
-              <w:pStyle w:val="ListParagraph"/>
+              <w:pStyle w:val="Prrafodelista"/>
               <w:numPr>
                 <w:ilvl w:val="0"/>
                 <w:numId w:val="26"/>
@@ -13994,6 +14199,7 @@
                 <w:sz w:val="32"/>
                 <w:szCs w:val="32"/>
               </w:rPr>
+              <w:lastRenderedPageBreak/>
               <w:t>Then click the "Sign out" button.</w:t>
             </w:r>
           </w:p>
@@ -14022,6 +14228,7 @@
                 <w:sz w:val="32"/>
                 <w:szCs w:val="32"/>
               </w:rPr>
+              <w:lastRenderedPageBreak/>
               <w:t>Wanted result</w:t>
             </w:r>
           </w:p>
@@ -14156,7 +14363,7 @@
       </w:pPr>
     </w:p>
     <w:sectPr>
-      <w:pgSz w:w="11906" w:h="16838"/>
+      <w:pgSz w:w="11906" w:h="16838" w:orient="portrait"/>
       <w:pgMar w:top="1440" w:right="1440" w:bottom="1440" w:left="1440" w:header="720" w:footer="720" w:gutter="0"/>
       <w:cols w:space="720"/>
       <w:docGrid w:linePitch="360"/>
@@ -14782,7 +14989,7 @@
         <w:ind w:left="720" w:hanging="360"/>
       </w:pPr>
       <w:rPr>
-        <w:rFonts w:ascii="Symbol" w:hAnsi="Symbol" w:hint="default"/>
+        <w:rFonts w:hint="default" w:ascii="Symbol" w:hAnsi="Symbol"/>
       </w:rPr>
     </w:lvl>
     <w:lvl w:ilvl="1" w:tplc="F9D8817E">
@@ -14794,7 +15001,7 @@
         <w:ind w:left="1440" w:hanging="360"/>
       </w:pPr>
       <w:rPr>
-        <w:rFonts w:ascii="Courier New" w:hAnsi="Courier New" w:hint="default"/>
+        <w:rFonts w:hint="default" w:ascii="Courier New" w:hAnsi="Courier New"/>
       </w:rPr>
     </w:lvl>
     <w:lvl w:ilvl="2" w:tplc="2580E818">
@@ -14806,7 +15013,7 @@
         <w:ind w:left="2160" w:hanging="360"/>
       </w:pPr>
       <w:rPr>
-        <w:rFonts w:ascii="Wingdings" w:hAnsi="Wingdings" w:hint="default"/>
+        <w:rFonts w:hint="default" w:ascii="Wingdings" w:hAnsi="Wingdings"/>
       </w:rPr>
     </w:lvl>
     <w:lvl w:ilvl="3" w:tplc="A4E436FA">
@@ -14818,7 +15025,7 @@
         <w:ind w:left="2880" w:hanging="360"/>
       </w:pPr>
       <w:rPr>
-        <w:rFonts w:ascii="Symbol" w:hAnsi="Symbol" w:hint="default"/>
+        <w:rFonts w:hint="default" w:ascii="Symbol" w:hAnsi="Symbol"/>
       </w:rPr>
     </w:lvl>
     <w:lvl w:ilvl="4" w:tplc="9028D0A6">
@@ -14830,7 +15037,7 @@
         <w:ind w:left="3600" w:hanging="360"/>
       </w:pPr>
       <w:rPr>
-        <w:rFonts w:ascii="Courier New" w:hAnsi="Courier New" w:hint="default"/>
+        <w:rFonts w:hint="default" w:ascii="Courier New" w:hAnsi="Courier New"/>
       </w:rPr>
     </w:lvl>
     <w:lvl w:ilvl="5" w:tplc="06DC9638">
@@ -14842,7 +15049,7 @@
         <w:ind w:left="4320" w:hanging="360"/>
       </w:pPr>
       <w:rPr>
-        <w:rFonts w:ascii="Wingdings" w:hAnsi="Wingdings" w:hint="default"/>
+        <w:rFonts w:hint="default" w:ascii="Wingdings" w:hAnsi="Wingdings"/>
       </w:rPr>
     </w:lvl>
     <w:lvl w:ilvl="6" w:tplc="6844722A">
@@ -14854,7 +15061,7 @@
         <w:ind w:left="5040" w:hanging="360"/>
       </w:pPr>
       <w:rPr>
-        <w:rFonts w:ascii="Symbol" w:hAnsi="Symbol" w:hint="default"/>
+        <w:rFonts w:hint="default" w:ascii="Symbol" w:hAnsi="Symbol"/>
       </w:rPr>
     </w:lvl>
     <w:lvl w:ilvl="7" w:tplc="4998B8E4">
@@ -14866,7 +15073,7 @@
         <w:ind w:left="5760" w:hanging="360"/>
       </w:pPr>
       <w:rPr>
-        <w:rFonts w:ascii="Courier New" w:hAnsi="Courier New" w:hint="default"/>
+        <w:rFonts w:hint="default" w:ascii="Courier New" w:hAnsi="Courier New"/>
       </w:rPr>
     </w:lvl>
     <w:lvl w:ilvl="8" w:tplc="76AABF7A">
@@ -14878,7 +15085,7 @@
         <w:ind w:left="6480" w:hanging="360"/>
       </w:pPr>
       <w:rPr>
-        <w:rFonts w:ascii="Wingdings" w:hAnsi="Wingdings" w:hint="default"/>
+        <w:rFonts w:hint="default" w:ascii="Wingdings" w:hAnsi="Wingdings"/>
       </w:rPr>
     </w:lvl>
   </w:abstractNum>
@@ -15411,7 +15618,7 @@
         <w:ind w:left="720" w:hanging="360"/>
       </w:pPr>
       <w:rPr>
-        <w:rFonts w:ascii="Symbol" w:hAnsi="Symbol" w:hint="default"/>
+        <w:rFonts w:hint="default" w:ascii="Symbol" w:hAnsi="Symbol"/>
       </w:rPr>
     </w:lvl>
     <w:lvl w:ilvl="1" w:tplc="0BA06A6E">
@@ -15423,7 +15630,7 @@
         <w:ind w:left="1440" w:hanging="360"/>
       </w:pPr>
       <w:rPr>
-        <w:rFonts w:ascii="Courier New" w:hAnsi="Courier New" w:hint="default"/>
+        <w:rFonts w:hint="default" w:ascii="Courier New" w:hAnsi="Courier New"/>
       </w:rPr>
     </w:lvl>
     <w:lvl w:ilvl="2" w:tplc="821E5996">
@@ -15435,7 +15642,7 @@
         <w:ind w:left="2160" w:hanging="360"/>
       </w:pPr>
       <w:rPr>
-        <w:rFonts w:ascii="Wingdings" w:hAnsi="Wingdings" w:hint="default"/>
+        <w:rFonts w:hint="default" w:ascii="Wingdings" w:hAnsi="Wingdings"/>
       </w:rPr>
     </w:lvl>
     <w:lvl w:ilvl="3" w:tplc="55D4235E">
@@ -15447,7 +15654,7 @@
         <w:ind w:left="2880" w:hanging="360"/>
       </w:pPr>
       <w:rPr>
-        <w:rFonts w:ascii="Symbol" w:hAnsi="Symbol" w:hint="default"/>
+        <w:rFonts w:hint="default" w:ascii="Symbol" w:hAnsi="Symbol"/>
       </w:rPr>
     </w:lvl>
     <w:lvl w:ilvl="4" w:tplc="52E4473C">
@@ -15459,7 +15666,7 @@
         <w:ind w:left="3600" w:hanging="360"/>
       </w:pPr>
       <w:rPr>
-        <w:rFonts w:ascii="Courier New" w:hAnsi="Courier New" w:hint="default"/>
+        <w:rFonts w:hint="default" w:ascii="Courier New" w:hAnsi="Courier New"/>
       </w:rPr>
     </w:lvl>
     <w:lvl w:ilvl="5" w:tplc="463AA9BA">
@@ -15471,7 +15678,7 @@
         <w:ind w:left="4320" w:hanging="360"/>
       </w:pPr>
       <w:rPr>
-        <w:rFonts w:ascii="Wingdings" w:hAnsi="Wingdings" w:hint="default"/>
+        <w:rFonts w:hint="default" w:ascii="Wingdings" w:hAnsi="Wingdings"/>
       </w:rPr>
     </w:lvl>
     <w:lvl w:ilvl="6" w:tplc="BDAE2E64">
@@ -15483,7 +15690,7 @@
         <w:ind w:left="5040" w:hanging="360"/>
       </w:pPr>
       <w:rPr>
-        <w:rFonts w:ascii="Symbol" w:hAnsi="Symbol" w:hint="default"/>
+        <w:rFonts w:hint="default" w:ascii="Symbol" w:hAnsi="Symbol"/>
       </w:rPr>
     </w:lvl>
     <w:lvl w:ilvl="7" w:tplc="1A42AF96">
@@ -15495,7 +15702,7 @@
         <w:ind w:left="5760" w:hanging="360"/>
       </w:pPr>
       <w:rPr>
-        <w:rFonts w:ascii="Courier New" w:hAnsi="Courier New" w:hint="default"/>
+        <w:rFonts w:hint="default" w:ascii="Courier New" w:hAnsi="Courier New"/>
       </w:rPr>
     </w:lvl>
     <w:lvl w:ilvl="8" w:tplc="B036959C">
@@ -15507,7 +15714,7 @@
         <w:ind w:left="6480" w:hanging="360"/>
       </w:pPr>
       <w:rPr>
-        <w:rFonts w:ascii="Wingdings" w:hAnsi="Wingdings" w:hint="default"/>
+        <w:rFonts w:hint="default" w:ascii="Wingdings" w:hAnsi="Wingdings"/>
       </w:rPr>
     </w:lvl>
   </w:abstractNum>
@@ -16540,7 +16747,7 @@
         <w:ind w:left="720" w:hanging="360"/>
       </w:pPr>
       <w:rPr>
-        <w:rFonts w:ascii="Symbol" w:hAnsi="Symbol" w:hint="default"/>
+        <w:rFonts w:hint="default" w:ascii="Symbol" w:hAnsi="Symbol"/>
       </w:rPr>
     </w:lvl>
     <w:lvl w:ilvl="1" w:tplc="242AA94C">
@@ -16552,7 +16759,7 @@
         <w:ind w:left="1440" w:hanging="360"/>
       </w:pPr>
       <w:rPr>
-        <w:rFonts w:ascii="Courier New" w:hAnsi="Courier New" w:hint="default"/>
+        <w:rFonts w:hint="default" w:ascii="Courier New" w:hAnsi="Courier New"/>
       </w:rPr>
     </w:lvl>
     <w:lvl w:ilvl="2" w:tplc="66A6609A">
@@ -16564,7 +16771,7 @@
         <w:ind w:left="2160" w:hanging="360"/>
       </w:pPr>
       <w:rPr>
-        <w:rFonts w:ascii="Wingdings" w:hAnsi="Wingdings" w:hint="default"/>
+        <w:rFonts w:hint="default" w:ascii="Wingdings" w:hAnsi="Wingdings"/>
       </w:rPr>
     </w:lvl>
     <w:lvl w:ilvl="3" w:tplc="4FCA78E2">
@@ -16576,7 +16783,7 @@
         <w:ind w:left="2880" w:hanging="360"/>
       </w:pPr>
       <w:rPr>
-        <w:rFonts w:ascii="Symbol" w:hAnsi="Symbol" w:hint="default"/>
+        <w:rFonts w:hint="default" w:ascii="Symbol" w:hAnsi="Symbol"/>
       </w:rPr>
     </w:lvl>
     <w:lvl w:ilvl="4" w:tplc="0E762142">
@@ -16588,7 +16795,7 @@
         <w:ind w:left="3600" w:hanging="360"/>
       </w:pPr>
       <w:rPr>
-        <w:rFonts w:ascii="Courier New" w:hAnsi="Courier New" w:hint="default"/>
+        <w:rFonts w:hint="default" w:ascii="Courier New" w:hAnsi="Courier New"/>
       </w:rPr>
     </w:lvl>
     <w:lvl w:ilvl="5" w:tplc="2CD2D254">
@@ -16600,7 +16807,7 @@
         <w:ind w:left="4320" w:hanging="360"/>
       </w:pPr>
       <w:rPr>
-        <w:rFonts w:ascii="Wingdings" w:hAnsi="Wingdings" w:hint="default"/>
+        <w:rFonts w:hint="default" w:ascii="Wingdings" w:hAnsi="Wingdings"/>
       </w:rPr>
     </w:lvl>
     <w:lvl w:ilvl="6" w:tplc="8196E73A">
@@ -16612,7 +16819,7 @@
         <w:ind w:left="5040" w:hanging="360"/>
       </w:pPr>
       <w:rPr>
-        <w:rFonts w:ascii="Symbol" w:hAnsi="Symbol" w:hint="default"/>
+        <w:rFonts w:hint="default" w:ascii="Symbol" w:hAnsi="Symbol"/>
       </w:rPr>
     </w:lvl>
     <w:lvl w:ilvl="7" w:tplc="29E8F600">
@@ -16624,7 +16831,7 @@
         <w:ind w:left="5760" w:hanging="360"/>
       </w:pPr>
       <w:rPr>
-        <w:rFonts w:ascii="Courier New" w:hAnsi="Courier New" w:hint="default"/>
+        <w:rFonts w:hint="default" w:ascii="Courier New" w:hAnsi="Courier New"/>
       </w:rPr>
     </w:lvl>
     <w:lvl w:ilvl="8" w:tplc="1E5CF868">
@@ -16636,7 +16843,7 @@
         <w:ind w:left="6480" w:hanging="360"/>
       </w:pPr>
       <w:rPr>
-        <w:rFonts w:ascii="Wingdings" w:hAnsi="Wingdings" w:hint="default"/>
+        <w:rFonts w:hint="default" w:ascii="Wingdings" w:hAnsi="Wingdings"/>
       </w:rPr>
     </w:lvl>
   </w:abstractNum>
@@ -16818,7 +17025,7 @@
   <w:docDefaults>
     <w:rPrDefault>
       <w:rPr>
-        <w:rFonts w:asciiTheme="minorHAnsi" w:eastAsiaTheme="minorHAnsi" w:hAnsiTheme="minorHAnsi" w:cstheme="minorBidi"/>
+        <w:rFonts w:asciiTheme="minorHAnsi" w:hAnsiTheme="minorHAnsi" w:eastAsiaTheme="minorHAnsi" w:cstheme="minorBidi"/>
         <w:sz w:val="24"/>
         <w:szCs w:val="24"/>
         <w:lang w:val="es-ES" w:eastAsia="en-US" w:bidi="ar-SA"/>
@@ -16833,14 +17040,14 @@
   <w:latentStyles w:defLockedState="0" w:defUIPriority="99" w:defSemiHidden="0" w:defUnhideWhenUsed="0" w:defQFormat="0" w:count="376">
     <w:lsdException w:name="Normal" w:uiPriority="0" w:qFormat="1"/>
     <w:lsdException w:name="heading 1" w:uiPriority="9" w:qFormat="1"/>
-    <w:lsdException w:name="heading 2" w:semiHidden="1" w:uiPriority="9" w:unhideWhenUsed="1" w:qFormat="1"/>
-    <w:lsdException w:name="heading 3" w:semiHidden="1" w:uiPriority="9" w:unhideWhenUsed="1" w:qFormat="1"/>
-    <w:lsdException w:name="heading 4" w:semiHidden="1" w:uiPriority="9" w:unhideWhenUsed="1" w:qFormat="1"/>
-    <w:lsdException w:name="heading 5" w:semiHidden="1" w:uiPriority="9" w:unhideWhenUsed="1" w:qFormat="1"/>
-    <w:lsdException w:name="heading 6" w:semiHidden="1" w:uiPriority="9" w:unhideWhenUsed="1" w:qFormat="1"/>
-    <w:lsdException w:name="heading 7" w:semiHidden="1" w:uiPriority="9" w:unhideWhenUsed="1" w:qFormat="1"/>
-    <w:lsdException w:name="heading 8" w:semiHidden="1" w:uiPriority="9" w:unhideWhenUsed="1" w:qFormat="1"/>
-    <w:lsdException w:name="heading 9" w:semiHidden="1" w:uiPriority="9" w:unhideWhenUsed="1" w:qFormat="1"/>
+    <w:lsdException w:name="heading 2" w:uiPriority="9" w:semiHidden="1" w:unhideWhenUsed="1" w:qFormat="1"/>
+    <w:lsdException w:name="heading 3" w:uiPriority="9" w:semiHidden="1" w:unhideWhenUsed="1" w:qFormat="1"/>
+    <w:lsdException w:name="heading 4" w:uiPriority="9" w:semiHidden="1" w:unhideWhenUsed="1" w:qFormat="1"/>
+    <w:lsdException w:name="heading 5" w:uiPriority="9" w:semiHidden="1" w:unhideWhenUsed="1" w:qFormat="1"/>
+    <w:lsdException w:name="heading 6" w:uiPriority="9" w:semiHidden="1" w:unhideWhenUsed="1" w:qFormat="1"/>
+    <w:lsdException w:name="heading 7" w:uiPriority="9" w:semiHidden="1" w:unhideWhenUsed="1" w:qFormat="1"/>
+    <w:lsdException w:name="heading 8" w:uiPriority="9" w:semiHidden="1" w:unhideWhenUsed="1" w:qFormat="1"/>
+    <w:lsdException w:name="heading 9" w:uiPriority="9" w:semiHidden="1" w:unhideWhenUsed="1" w:qFormat="1"/>
     <w:lsdException w:name="index 1" w:semiHidden="1" w:unhideWhenUsed="1"/>
     <w:lsdException w:name="index 2" w:semiHidden="1" w:unhideWhenUsed="1"/>
     <w:lsdException w:name="index 3" w:semiHidden="1" w:unhideWhenUsed="1"/>
@@ -16850,22 +17057,22 @@
     <w:lsdException w:name="index 7" w:semiHidden="1" w:unhideWhenUsed="1"/>
     <w:lsdException w:name="index 8" w:semiHidden="1" w:unhideWhenUsed="1"/>
     <w:lsdException w:name="index 9" w:semiHidden="1" w:unhideWhenUsed="1"/>
-    <w:lsdException w:name="toc 1" w:semiHidden="1" w:uiPriority="39" w:unhideWhenUsed="1"/>
-    <w:lsdException w:name="toc 2" w:semiHidden="1" w:uiPriority="39" w:unhideWhenUsed="1"/>
-    <w:lsdException w:name="toc 3" w:semiHidden="1" w:uiPriority="39" w:unhideWhenUsed="1"/>
-    <w:lsdException w:name="toc 4" w:semiHidden="1" w:uiPriority="39" w:unhideWhenUsed="1"/>
-    <w:lsdException w:name="toc 5" w:semiHidden="1" w:uiPriority="39" w:unhideWhenUsed="1"/>
-    <w:lsdException w:name="toc 6" w:semiHidden="1" w:uiPriority="39" w:unhideWhenUsed="1"/>
-    <w:lsdException w:name="toc 7" w:semiHidden="1" w:uiPriority="39" w:unhideWhenUsed="1"/>
-    <w:lsdException w:name="toc 8" w:semiHidden="1" w:uiPriority="39" w:unhideWhenUsed="1"/>
-    <w:lsdException w:name="toc 9" w:semiHidden="1" w:uiPriority="39" w:unhideWhenUsed="1"/>
+    <w:lsdException w:name="toc 1" w:uiPriority="39" w:semiHidden="1" w:unhideWhenUsed="1"/>
+    <w:lsdException w:name="toc 2" w:uiPriority="39" w:semiHidden="1" w:unhideWhenUsed="1"/>
+    <w:lsdException w:name="toc 3" w:uiPriority="39" w:semiHidden="1" w:unhideWhenUsed="1"/>
+    <w:lsdException w:name="toc 4" w:uiPriority="39" w:semiHidden="1" w:unhideWhenUsed="1"/>
+    <w:lsdException w:name="toc 5" w:uiPriority="39" w:semiHidden="1" w:unhideWhenUsed="1"/>
+    <w:lsdException w:name="toc 6" w:uiPriority="39" w:semiHidden="1" w:unhideWhenUsed="1"/>
+    <w:lsdException w:name="toc 7" w:uiPriority="39" w:semiHidden="1" w:unhideWhenUsed="1"/>
+    <w:lsdException w:name="toc 8" w:uiPriority="39" w:semiHidden="1" w:unhideWhenUsed="1"/>
+    <w:lsdException w:name="toc 9" w:uiPriority="39" w:semiHidden="1" w:unhideWhenUsed="1"/>
     <w:lsdException w:name="Normal Indent" w:semiHidden="1" w:unhideWhenUsed="1"/>
     <w:lsdException w:name="footnote text" w:semiHidden="1" w:unhideWhenUsed="1"/>
     <w:lsdException w:name="annotation text" w:semiHidden="1" w:unhideWhenUsed="1"/>
     <w:lsdException w:name="header" w:semiHidden="1" w:unhideWhenUsed="1"/>
     <w:lsdException w:name="footer" w:semiHidden="1" w:unhideWhenUsed="1"/>
     <w:lsdException w:name="index heading" w:semiHidden="1" w:unhideWhenUsed="1"/>
-    <w:lsdException w:name="caption" w:semiHidden="1" w:uiPriority="35" w:unhideWhenUsed="1" w:qFormat="1"/>
+    <w:lsdException w:name="caption" w:uiPriority="35" w:semiHidden="1" w:unhideWhenUsed="1" w:qFormat="1"/>
     <w:lsdException w:name="table of figures" w:semiHidden="1" w:unhideWhenUsed="1"/>
     <w:lsdException w:name="envelope address" w:semiHidden="1" w:unhideWhenUsed="1"/>
     <w:lsdException w:name="envelope return" w:semiHidden="1" w:unhideWhenUsed="1"/>
@@ -16896,7 +17103,7 @@
     <w:lsdException w:name="Title" w:uiPriority="10" w:qFormat="1"/>
     <w:lsdException w:name="Closing" w:semiHidden="1" w:unhideWhenUsed="1"/>
     <w:lsdException w:name="Signature" w:semiHidden="1" w:unhideWhenUsed="1"/>
-    <w:lsdException w:name="Default Paragraph Font" w:semiHidden="1" w:uiPriority="1" w:unhideWhenUsed="1"/>
+    <w:lsdException w:name="Default Paragraph Font" w:uiPriority="1" w:semiHidden="1" w:unhideWhenUsed="1"/>
     <w:lsdException w:name="Body Text" w:semiHidden="1" w:unhideWhenUsed="1"/>
     <w:lsdException w:name="Body Text Indent" w:semiHidden="1" w:unhideWhenUsed="1"/>
     <w:lsdException w:name="List Continue" w:semiHidden="1" w:unhideWhenUsed="1"/>
@@ -17096,8 +17303,8 @@
     <w:lsdException w:name="Subtle Reference" w:uiPriority="31" w:qFormat="1"/>
     <w:lsdException w:name="Intense Reference" w:uiPriority="32" w:qFormat="1"/>
     <w:lsdException w:name="Book Title" w:uiPriority="33" w:qFormat="1"/>
-    <w:lsdException w:name="Bibliography" w:semiHidden="1" w:uiPriority="37" w:unhideWhenUsed="1"/>
-    <w:lsdException w:name="TOC Heading" w:semiHidden="1" w:uiPriority="39" w:unhideWhenUsed="1" w:qFormat="1"/>
+    <w:lsdException w:name="Bibliography" w:uiPriority="37" w:semiHidden="1" w:unhideWhenUsed="1"/>
+    <w:lsdException w:name="TOC Heading" w:uiPriority="39" w:semiHidden="1" w:unhideWhenUsed="1" w:qFormat="1"/>
     <w:lsdException w:name="Plain Table 1" w:uiPriority="41"/>
     <w:lsdException w:name="Plain Table 2" w:uiPriority="42"/>
     <w:lsdException w:name="Plain Table 3" w:uiPriority="43"/>
@@ -17208,7 +17415,7 @@
     <w:lsdException w:name="Unresolved Mention" w:semiHidden="1" w:unhideWhenUsed="1"/>
     <w:lsdException w:name="Smart Link" w:semiHidden="1" w:unhideWhenUsed="1"/>
   </w:latentStyles>
-  <w:style w:type="paragraph" w:default="1" w:styleId="Normal">
+  <w:style w:type="paragraph" w:styleId="Normal" w:default="1">
     <w:name w:val="Normal"/>
     <w:qFormat/>
     <w:rsid w:val="22FAD689"/>
@@ -17216,13 +17423,13 @@
       <w:lang w:val="en-US"/>
     </w:rPr>
   </w:style>
-  <w:style w:type="character" w:default="1" w:styleId="DefaultParagraphFont">
+  <w:style w:type="character" w:styleId="Fuentedeprrafopredeter" w:default="1">
     <w:name w:val="Default Paragraph Font"/>
     <w:uiPriority w:val="1"/>
     <w:semiHidden/>
     <w:unhideWhenUsed/>
   </w:style>
-  <w:style w:type="table" w:default="1" w:styleId="TableNormal">
+  <w:style w:type="table" w:styleId="Tablanormal" w:default="1">
     <w:name w:val="Normal Table"/>
     <w:uiPriority w:val="99"/>
     <w:semiHidden/>
@@ -17237,13 +17444,13 @@
       </w:tblCellMar>
     </w:tblPr>
   </w:style>
-  <w:style w:type="numbering" w:default="1" w:styleId="NoList">
+  <w:style w:type="numbering" w:styleId="Sinlista" w:default="1">
     <w:name w:val="No List"/>
     <w:uiPriority w:val="99"/>
     <w:semiHidden/>
     <w:unhideWhenUsed/>
   </w:style>
-  <w:style w:type="paragraph" w:styleId="ListParagraph">
+  <w:style w:type="paragraph" w:styleId="Prrafodelista">
     <w:name w:val="List Paragraph"/>
     <w:basedOn w:val="Normal"/>
     <w:uiPriority w:val="34"/>
@@ -17254,9 +17461,9 @@
       <w:contextualSpacing/>
     </w:pPr>
   </w:style>
-  <w:style w:type="table" w:styleId="TableGrid">
+  <w:style w:type="table" w:styleId="Tablaconcuadrcula">
     <w:name w:val="Table Grid"/>
-    <w:basedOn w:val="TableNormal"/>
+    <w:basedOn w:val="Tablanormal"/>
     <w:uiPriority w:val="59"/>
     <w:rsid w:val="00FB4123"/>
     <w:pPr>
@@ -17264,9 +17471,9 @@
     </w:pPr>
     <w:tblPr/>
   </w:style>
-  <w:style w:type="character" w:styleId="Hyperlink">
+  <w:style w:type="character" w:styleId="Hipervnculo">
     <w:name w:val="Hyperlink"/>
-    <w:basedOn w:val="DefaultParagraphFont"/>
+    <w:basedOn w:val="Fuentedeprrafopredeter"/>
     <w:uiPriority w:val="99"/>
     <w:unhideWhenUsed/>
     <w:rsid w:val="0E09AE4D"/>
@@ -17275,9 +17482,9 @@
       <w:u w:val="single"/>
     </w:rPr>
   </w:style>
-  <w:style w:type="table" w:styleId="TableGridLight">
+  <w:style w:type="table" w:styleId="Tablaconcuadrculaclara">
     <w:name w:val="Grid Table Light"/>
-    <w:basedOn w:val="TableNormal"/>
+    <w:basedOn w:val="Tablanormal"/>
     <w:uiPriority w:val="40"/>
     <w:rsid w:val="002A5450"/>
     <w:pPr>
@@ -17289,7 +17496,7 @@
 </file>
 
 <file path=word/theme/theme1.xml><?xml version="1.0" encoding="utf-8"?>
-<a:theme xmlns:a="http://schemas.openxmlformats.org/drawingml/2006/main" name="Office Theme">
+<a:theme xmlns:a="http://schemas.openxmlformats.org/drawingml/2006/main" xmlns:thm15="http://schemas.microsoft.com/office/thememl/2012/main" name="Office Theme">
   <a:themeElements>
     <a:clrScheme name="Office">
       <a:dk1>
